--- a/22661451_HuynhNguyenLamSon_Buoi4_Docker_MinhChung.docx
+++ b/22661451_HuynhNguyenLamSon_Buoi4_Docker_MinhChung.docx
@@ -1,6 +1,6 @@
 
 <file path=word/document.xml><?xml version="1.0" encoding="utf-8"?>
-<w:document xmlns:wpc="http://schemas.microsoft.com/office/word/2010/wordprocessingCanvas" xmlns:mc="http://schemas.openxmlformats.org/markup-compatibility/2006" xmlns:o="urn:schemas-microsoft-com:office:office" xmlns:r="http://schemas.openxmlformats.org/officeDocument/2006/relationships" xmlns:m="http://schemas.openxmlformats.org/officeDocument/2006/math" xmlns:v="urn:schemas-microsoft-com:vml" xmlns:wp14="http://schemas.microsoft.com/office/word/2010/wordprocessingDrawing" xmlns:wp="http://schemas.openxmlformats.org/drawingml/2006/wordprocessingDrawing" xmlns:w10="urn:schemas-microsoft-com:office:word" xmlns:w="http://schemas.openxmlformats.org/wordprocessingml/2006/main" xmlns:w14="http://schemas.microsoft.com/office/word/2010/wordml" xmlns:w15="http://schemas.microsoft.com/office/word/2012/wordml" xmlns:wpg="http://schemas.microsoft.com/office/word/2010/wordprocessingGroup" xmlns:wpi="http://schemas.microsoft.com/office/word/2010/wordprocessingInk" xmlns:wne="http://schemas.microsoft.com/office/word/2006/wordml" xmlns:wps="http://schemas.microsoft.com/office/word/2010/wordprocessingShape" mc:Ignorable="w14 w15 wp14">
+<w:document xmlns:wpc="http://schemas.microsoft.com/office/word/2010/wordprocessingCanvas" xmlns:cx="http://schemas.microsoft.com/office/drawing/2014/chartex" xmlns:cx1="http://schemas.microsoft.com/office/drawing/2015/9/8/chartex" xmlns:cx2="http://schemas.microsoft.com/office/drawing/2015/10/21/chartex" xmlns:cx3="http://schemas.microsoft.com/office/drawing/2016/5/9/chartex" xmlns:cx4="http://schemas.microsoft.com/office/drawing/2016/5/10/chartex" xmlns:cx5="http://schemas.microsoft.com/office/drawing/2016/5/11/chartex" xmlns:cx6="http://schemas.microsoft.com/office/drawing/2016/5/12/chartex" xmlns:cx7="http://schemas.microsoft.com/office/drawing/2016/5/13/chartex" xmlns:cx8="http://schemas.microsoft.com/office/drawing/2016/5/14/chartex" xmlns:mc="http://schemas.openxmlformats.org/markup-compatibility/2006" xmlns:aink="http://schemas.microsoft.com/office/drawing/2016/ink" xmlns:am3d="http://schemas.microsoft.com/office/drawing/2017/model3d" xmlns:o="urn:schemas-microsoft-com:office:office" xmlns:oel="http://schemas.microsoft.com/office/2019/extlst" xmlns:r="http://schemas.openxmlformats.org/officeDocument/2006/relationships" xmlns:m="http://schemas.openxmlformats.org/officeDocument/2006/math" xmlns:v="urn:schemas-microsoft-com:vml" xmlns:wp14="http://schemas.microsoft.com/office/word/2010/wordprocessingDrawing" xmlns:wp="http://schemas.openxmlformats.org/drawingml/2006/wordprocessingDrawing" xmlns:w10="urn:schemas-microsoft-com:office:word" xmlns:w="http://schemas.openxmlformats.org/wordprocessingml/2006/main" xmlns:w14="http://schemas.microsoft.com/office/word/2010/wordml" xmlns:w15="http://schemas.microsoft.com/office/word/2012/wordml" xmlns:w16cex="http://schemas.microsoft.com/office/word/2018/wordml/cex" xmlns:w16cid="http://schemas.microsoft.com/office/word/2016/wordml/cid" xmlns:w16="http://schemas.microsoft.com/office/word/2018/wordml" xmlns:w16du="http://schemas.microsoft.com/office/word/2023/wordml/word16du" xmlns:w16sdtdh="http://schemas.microsoft.com/office/word/2020/wordml/sdtdatahash" xmlns:w16sdtfl="http://schemas.microsoft.com/office/word/2024/wordml/sdtformatlock" xmlns:w16se="http://schemas.microsoft.com/office/word/2015/wordml/symex" xmlns:wpg="http://schemas.microsoft.com/office/word/2010/wordprocessingGroup" xmlns:wpi="http://schemas.microsoft.com/office/word/2010/wordprocessingInk" xmlns:wne="http://schemas.microsoft.com/office/word/2006/wordml" xmlns:wps="http://schemas.microsoft.com/office/word/2010/wordprocessingShape" mc:Ignorable="w14 w15 w16se w16cid w16 w16cex w16sdtdh w16sdtfl w16du wp14">
   <w:body>
     <w:p>
       <w:pPr>
@@ -221,6 +221,7 @@
         <w:rPr>
           <w:rFonts w:ascii="Times New Roman" w:hAnsi="Times New Roman" w:cs="Times New Roman"/>
           <w:b/>
+          <w:noProof/>
           <w:sz w:val="30"/>
           <w:szCs w:val="30"/>
         </w:rPr>
@@ -309,6 +310,7 @@
         <w:rPr>
           <w:rFonts w:ascii="Times New Roman" w:hAnsi="Times New Roman" w:cs="Times New Roman"/>
           <w:b/>
+          <w:noProof/>
           <w:sz w:val="30"/>
           <w:szCs w:val="30"/>
         </w:rPr>
@@ -398,6 +400,7 @@
         <w:rPr>
           <w:rFonts w:ascii="Times New Roman" w:hAnsi="Times New Roman" w:cs="Times New Roman"/>
           <w:b/>
+          <w:noProof/>
           <w:sz w:val="30"/>
           <w:szCs w:val="30"/>
         </w:rPr>
@@ -486,6 +489,7 @@
         <w:rPr>
           <w:rFonts w:ascii="Times New Roman" w:hAnsi="Times New Roman" w:cs="Times New Roman"/>
           <w:b/>
+          <w:noProof/>
           <w:sz w:val="30"/>
           <w:szCs w:val="30"/>
         </w:rPr>
@@ -575,6 +579,7 @@
         <w:rPr>
           <w:rFonts w:ascii="Times New Roman" w:hAnsi="Times New Roman" w:cs="Times New Roman"/>
           <w:b/>
+          <w:noProof/>
           <w:sz w:val="30"/>
           <w:szCs w:val="30"/>
         </w:rPr>
@@ -663,6 +668,7 @@
         <w:rPr>
           <w:rFonts w:ascii="Times New Roman" w:hAnsi="Times New Roman" w:cs="Times New Roman"/>
           <w:b/>
+          <w:noProof/>
           <w:sz w:val="30"/>
           <w:szCs w:val="30"/>
         </w:rPr>
@@ -752,6 +758,7 @@
         <w:rPr>
           <w:rFonts w:ascii="Times New Roman" w:hAnsi="Times New Roman" w:cs="Times New Roman"/>
           <w:b/>
+          <w:noProof/>
           <w:sz w:val="30"/>
           <w:szCs w:val="30"/>
         </w:rPr>
@@ -840,6 +847,7 @@
         <w:rPr>
           <w:rFonts w:ascii="Times New Roman" w:hAnsi="Times New Roman" w:cs="Times New Roman"/>
           <w:b/>
+          <w:noProof/>
           <w:sz w:val="30"/>
           <w:szCs w:val="30"/>
         </w:rPr>
@@ -929,6 +937,7 @@
         <w:rPr>
           <w:rFonts w:ascii="Times New Roman" w:hAnsi="Times New Roman" w:cs="Times New Roman"/>
           <w:b/>
+          <w:noProof/>
           <w:sz w:val="30"/>
           <w:szCs w:val="30"/>
         </w:rPr>
@@ -1017,6 +1026,7 @@
         <w:rPr>
           <w:rFonts w:ascii="Times New Roman" w:hAnsi="Times New Roman" w:cs="Times New Roman"/>
           <w:b/>
+          <w:noProof/>
           <w:sz w:val="30"/>
           <w:szCs w:val="30"/>
         </w:rPr>
@@ -1106,6 +1116,7 @@
         <w:rPr>
           <w:rFonts w:ascii="Times New Roman" w:hAnsi="Times New Roman" w:cs="Times New Roman"/>
           <w:b/>
+          <w:noProof/>
           <w:sz w:val="30"/>
           <w:szCs w:val="30"/>
         </w:rPr>
@@ -1194,6 +1205,7 @@
         <w:rPr>
           <w:rFonts w:ascii="Times New Roman" w:hAnsi="Times New Roman" w:cs="Times New Roman"/>
           <w:b/>
+          <w:noProof/>
           <w:sz w:val="30"/>
           <w:szCs w:val="30"/>
         </w:rPr>
@@ -1283,6 +1295,7 @@
         <w:rPr>
           <w:rFonts w:ascii="Times New Roman" w:hAnsi="Times New Roman" w:cs="Times New Roman"/>
           <w:b/>
+          <w:noProof/>
           <w:sz w:val="30"/>
           <w:szCs w:val="30"/>
         </w:rPr>
@@ -1362,6 +1375,7 @@
         <w:rPr>
           <w:rFonts w:ascii="Times New Roman" w:hAnsi="Times New Roman" w:cs="Times New Roman"/>
           <w:b/>
+          <w:noProof/>
           <w:sz w:val="30"/>
           <w:szCs w:val="30"/>
         </w:rPr>
@@ -1469,6 +1483,7 @@
         <w:rPr>
           <w:rFonts w:ascii="Times New Roman" w:hAnsi="Times New Roman" w:cs="Times New Roman"/>
           <w:b/>
+          <w:noProof/>
           <w:sz w:val="30"/>
           <w:szCs w:val="30"/>
         </w:rPr>
@@ -1566,6 +1581,7 @@
         <w:rPr>
           <w:rFonts w:ascii="Times New Roman" w:hAnsi="Times New Roman" w:cs="Times New Roman"/>
           <w:b/>
+          <w:noProof/>
           <w:sz w:val="30"/>
           <w:szCs w:val="30"/>
         </w:rPr>
@@ -1655,6 +1671,7 @@
         <w:rPr>
           <w:rFonts w:ascii="Times New Roman" w:hAnsi="Times New Roman" w:cs="Times New Roman"/>
           <w:b/>
+          <w:noProof/>
           <w:sz w:val="30"/>
           <w:szCs w:val="30"/>
         </w:rPr>
@@ -1743,6 +1760,7 @@
         <w:rPr>
           <w:rFonts w:ascii="Times New Roman" w:hAnsi="Times New Roman" w:cs="Times New Roman"/>
           <w:b/>
+          <w:noProof/>
           <w:sz w:val="30"/>
           <w:szCs w:val="30"/>
         </w:rPr>
@@ -1823,6 +1841,7 @@
         <w:rPr>
           <w:rFonts w:ascii="Times New Roman" w:hAnsi="Times New Roman" w:cs="Times New Roman"/>
           <w:b/>
+          <w:noProof/>
           <w:sz w:val="30"/>
           <w:szCs w:val="30"/>
         </w:rPr>
@@ -1920,6 +1939,7 @@
         <w:rPr>
           <w:rFonts w:ascii="Times New Roman" w:hAnsi="Times New Roman" w:cs="Times New Roman"/>
           <w:b/>
+          <w:noProof/>
           <w:sz w:val="30"/>
           <w:szCs w:val="30"/>
         </w:rPr>
@@ -2009,6 +2029,7 @@
         <w:rPr>
           <w:rFonts w:ascii="Times New Roman" w:hAnsi="Times New Roman" w:cs="Times New Roman"/>
           <w:b/>
+          <w:noProof/>
           <w:sz w:val="30"/>
           <w:szCs w:val="30"/>
         </w:rPr>
@@ -2097,6 +2118,7 @@
         <w:rPr>
           <w:rFonts w:ascii="Times New Roman" w:hAnsi="Times New Roman" w:cs="Times New Roman"/>
           <w:b/>
+          <w:noProof/>
           <w:sz w:val="30"/>
           <w:szCs w:val="30"/>
         </w:rPr>
@@ -2186,6 +2208,7 @@
         <w:rPr>
           <w:rFonts w:ascii="Times New Roman" w:hAnsi="Times New Roman" w:cs="Times New Roman"/>
           <w:b/>
+          <w:noProof/>
           <w:sz w:val="30"/>
           <w:szCs w:val="30"/>
         </w:rPr>
@@ -2265,6 +2288,7 @@
         <w:rPr>
           <w:rFonts w:ascii="Times New Roman" w:hAnsi="Times New Roman" w:cs="Times New Roman"/>
           <w:b/>
+          <w:noProof/>
           <w:sz w:val="30"/>
           <w:szCs w:val="30"/>
         </w:rPr>
@@ -2363,6 +2387,7 @@
         <w:rPr>
           <w:rFonts w:ascii="Times New Roman" w:hAnsi="Times New Roman" w:cs="Times New Roman"/>
           <w:b/>
+          <w:noProof/>
           <w:sz w:val="30"/>
           <w:szCs w:val="30"/>
         </w:rPr>
@@ -2451,6 +2476,7 @@
         <w:rPr>
           <w:rFonts w:ascii="Times New Roman" w:hAnsi="Times New Roman" w:cs="Times New Roman"/>
           <w:b/>
+          <w:noProof/>
           <w:sz w:val="30"/>
           <w:szCs w:val="30"/>
         </w:rPr>
@@ -2540,6 +2566,7 @@
         <w:rPr>
           <w:rFonts w:ascii="Times New Roman" w:hAnsi="Times New Roman" w:cs="Times New Roman"/>
           <w:b/>
+          <w:noProof/>
           <w:sz w:val="30"/>
           <w:szCs w:val="30"/>
         </w:rPr>
@@ -2628,6 +2655,7 @@
         <w:rPr>
           <w:rFonts w:ascii="Times New Roman" w:hAnsi="Times New Roman" w:cs="Times New Roman"/>
           <w:b/>
+          <w:noProof/>
           <w:sz w:val="30"/>
           <w:szCs w:val="30"/>
         </w:rPr>
@@ -2738,60 +2766,6 @@
         <w:tab/>
         <w:t>COPY index.html /usr/share/nginx/html/index.html</w:t>
       </w:r>
-      <w:r>
-        <w:rPr>
-          <w:rFonts w:ascii="Times New Roman" w:hAnsi="Times New Roman" w:cs="Times New Roman"/>
-          <w:b/>
-          <w:sz w:val="30"/>
-          <w:szCs w:val="30"/>
-        </w:rPr>
-        <w:tab/>
-      </w:r>
-    </w:p>
-    <w:p>
-      <w:pPr>
-        <w:pStyle w:val="ListParagraph"/>
-        <w:numPr>
-          <w:ilvl w:val="0"/>
-          <w:numId w:val="1"/>
-        </w:numPr>
-        <w:jc w:val="both"/>
-        <w:rPr>
-          <w:rFonts w:ascii="Times New Roman" w:hAnsi="Times New Roman" w:cs="Times New Roman"/>
-          <w:b/>
-          <w:sz w:val="30"/>
-          <w:szCs w:val="30"/>
-        </w:rPr>
-      </w:pPr>
-      <w:proofErr w:type="gramStart"/>
-      <w:r>
-        <w:rPr>
-          <w:rFonts w:ascii="Times New Roman" w:hAnsi="Times New Roman" w:cs="Times New Roman"/>
-          <w:b/>
-          <w:sz w:val="30"/>
-          <w:szCs w:val="30"/>
-        </w:rPr>
-        <w:t>docker</w:t>
-      </w:r>
-      <w:proofErr w:type="gramEnd"/>
-      <w:r>
-        <w:rPr>
-          <w:rFonts w:ascii="Times New Roman" w:hAnsi="Times New Roman" w:cs="Times New Roman"/>
-          <w:b/>
-          <w:sz w:val="30"/>
-          <w:szCs w:val="30"/>
-        </w:rPr>
-        <w:t xml:space="preserve"> build -t my_nginx_image .</w:t>
-      </w:r>
-      <w:r>
-        <w:rPr>
-          <w:rFonts w:ascii="Times New Roman" w:hAnsi="Times New Roman" w:cs="Times New Roman"/>
-          <w:b/>
-          <w:sz w:val="30"/>
-          <w:szCs w:val="30"/>
-        </w:rPr>
-        <w:tab/>
-      </w:r>
     </w:p>
     <w:p>
       <w:pPr>
@@ -2811,10 +2785,10 @@
           <w:szCs w:val="30"/>
         </w:rPr>
         <w:drawing>
-          <wp:inline distT="0" distB="0" distL="0" distR="0" wp14:anchorId="5898FD6D" wp14:editId="0A1E8B18">
-            <wp:extent cx="5943600" cy="3105150"/>
-            <wp:effectExtent l="0" t="0" r="0" b="0"/>
-            <wp:docPr id="29" name="Picture 29"/>
+          <wp:inline distT="0" distB="0" distL="0" distR="0" wp14:anchorId="1A60CE19" wp14:editId="2A19597E">
+            <wp:extent cx="5943600" cy="3343275"/>
+            <wp:effectExtent l="0" t="0" r="0" b="9525"/>
+            <wp:docPr id="1022939872" name="Picture 1"/>
             <wp:cNvGraphicFramePr>
               <a:graphicFrameLocks xmlns:a="http://schemas.openxmlformats.org/drawingml/2006/main" noChangeAspect="1"/>
             </wp:cNvGraphicFramePr>
@@ -2822,7 +2796,7 @@
               <a:graphicData uri="http://schemas.openxmlformats.org/drawingml/2006/picture">
                 <pic:pic xmlns:pic="http://schemas.openxmlformats.org/drawingml/2006/picture">
                   <pic:nvPicPr>
-                    <pic:cNvPr id="1" name=""/>
+                    <pic:cNvPr id="1022939872" name=""/>
                     <pic:cNvPicPr/>
                   </pic:nvPicPr>
                   <pic:blipFill>
@@ -2834,7 +2808,7 @@
                   <pic:spPr>
                     <a:xfrm>
                       <a:off x="0" y="0"/>
-                      <a:ext cx="5943600" cy="3105150"/>
+                      <a:ext cx="5943600" cy="3343275"/>
                     </a:xfrm>
                     <a:prstGeom prst="rect">
                       <a:avLst/>
@@ -2864,8 +2838,76 @@
           <w:sz w:val="30"/>
           <w:szCs w:val="30"/>
         </w:rPr>
+        <w:lastRenderedPageBreak/>
+        <w:drawing>
+          <wp:inline distT="0" distB="0" distL="0" distR="0" wp14:anchorId="04B1DBE3" wp14:editId="7915610F">
+            <wp:extent cx="5943600" cy="3343275"/>
+            <wp:effectExtent l="0" t="0" r="0" b="9525"/>
+            <wp:docPr id="900600869" name="Picture 1"/>
+            <wp:cNvGraphicFramePr>
+              <a:graphicFrameLocks xmlns:a="http://schemas.openxmlformats.org/drawingml/2006/main" noChangeAspect="1"/>
+            </wp:cNvGraphicFramePr>
+            <a:graphic xmlns:a="http://schemas.openxmlformats.org/drawingml/2006/main">
+              <a:graphicData uri="http://schemas.openxmlformats.org/drawingml/2006/picture">
+                <pic:pic xmlns:pic="http://schemas.openxmlformats.org/drawingml/2006/picture">
+                  <pic:nvPicPr>
+                    <pic:cNvPr id="900600869" name=""/>
+                    <pic:cNvPicPr/>
+                  </pic:nvPicPr>
+                  <pic:blipFill>
+                    <a:blip r:embed="rId34"/>
+                    <a:stretch>
+                      <a:fillRect/>
+                    </a:stretch>
+                  </pic:blipFill>
+                  <pic:spPr>
+                    <a:xfrm>
+                      <a:off x="0" y="0"/>
+                      <a:ext cx="5943600" cy="3343275"/>
+                    </a:xfrm>
+                    <a:prstGeom prst="rect">
+                      <a:avLst/>
+                    </a:prstGeom>
+                  </pic:spPr>
+                </pic:pic>
+              </a:graphicData>
+            </a:graphic>
+          </wp:inline>
+        </w:drawing>
+      </w:r>
+      <w:r>
+        <w:rPr>
+          <w:rFonts w:ascii="Times New Roman" w:hAnsi="Times New Roman" w:cs="Times New Roman"/>
+          <w:b/>
+          <w:sz w:val="30"/>
+          <w:szCs w:val="30"/>
+        </w:rPr>
         <w:tab/>
-        <w:t>31</w:t>
+      </w:r>
+    </w:p>
+    <w:p>
+      <w:pPr>
+        <w:pStyle w:val="ListParagraph"/>
+        <w:numPr>
+          <w:ilvl w:val="0"/>
+          <w:numId w:val="2"/>
+        </w:numPr>
+        <w:jc w:val="both"/>
+        <w:rPr>
+          <w:rFonts w:ascii="Times New Roman" w:hAnsi="Times New Roman" w:cs="Times New Roman"/>
+          <w:b/>
+          <w:sz w:val="30"/>
+          <w:szCs w:val="30"/>
+        </w:rPr>
+      </w:pPr>
+      <w:r>
+        <w:rPr>
+          <w:rFonts w:ascii="Times New Roman" w:hAnsi="Times New Roman" w:cs="Times New Roman"/>
+          <w:b/>
+          <w:sz w:val="30"/>
+          <w:szCs w:val="30"/>
+        </w:rPr>
+        <w:t>docker build -t my_nginx_image .</w:t>
       </w:r>
       <w:r>
         <w:rPr>
@@ -2875,18 +2917,110 @@
           <w:szCs w:val="30"/>
         </w:rPr>
         <w:tab/>
-        <w:t>docker run -d -p 8080:80 my_ng</w:t>
-      </w:r>
-      <w:bookmarkStart w:id="0" w:name="_GoBack"/>
-      <w:bookmarkEnd w:id="0"/>
-      <w:r>
-        <w:rPr>
-          <w:rFonts w:ascii="Times New Roman" w:hAnsi="Times New Roman" w:cs="Times New Roman"/>
-          <w:b/>
-          <w:sz w:val="30"/>
-          <w:szCs w:val="30"/>
-        </w:rPr>
-        <w:t>inx_image</w:t>
+      </w:r>
+    </w:p>
+    <w:p>
+      <w:pPr>
+        <w:pStyle w:val="ListParagraph"/>
+        <w:jc w:val="both"/>
+        <w:rPr>
+          <w:rFonts w:ascii="Times New Roman" w:hAnsi="Times New Roman" w:cs="Times New Roman"/>
+          <w:b/>
+          <w:sz w:val="30"/>
+          <w:szCs w:val="30"/>
+        </w:rPr>
+      </w:pPr>
+      <w:r>
+        <w:rPr>
+          <w:rFonts w:ascii="Times New Roman" w:hAnsi="Times New Roman" w:cs="Times New Roman"/>
+          <w:b/>
+          <w:sz w:val="30"/>
+          <w:szCs w:val="30"/>
+        </w:rPr>
+        <w:drawing>
+          <wp:inline distT="0" distB="0" distL="0" distR="0" wp14:anchorId="226E02B1" wp14:editId="5CA4AF63">
+            <wp:extent cx="5943600" cy="3343275"/>
+            <wp:effectExtent l="0" t="0" r="0" b="9525"/>
+            <wp:docPr id="1228697940" name="Picture 1"/>
+            <wp:cNvGraphicFramePr>
+              <a:graphicFrameLocks xmlns:a="http://schemas.openxmlformats.org/drawingml/2006/main" noChangeAspect="1"/>
+            </wp:cNvGraphicFramePr>
+            <a:graphic xmlns:a="http://schemas.openxmlformats.org/drawingml/2006/main">
+              <a:graphicData uri="http://schemas.openxmlformats.org/drawingml/2006/picture">
+                <pic:pic xmlns:pic="http://schemas.openxmlformats.org/drawingml/2006/picture">
+                  <pic:nvPicPr>
+                    <pic:cNvPr id="1228697940" name=""/>
+                    <pic:cNvPicPr/>
+                  </pic:nvPicPr>
+                  <pic:blipFill>
+                    <a:blip r:embed="rId35"/>
+                    <a:stretch>
+                      <a:fillRect/>
+                    </a:stretch>
+                  </pic:blipFill>
+                  <pic:spPr>
+                    <a:xfrm>
+                      <a:off x="0" y="0"/>
+                      <a:ext cx="5943600" cy="3343275"/>
+                    </a:xfrm>
+                    <a:prstGeom prst="rect">
+                      <a:avLst/>
+                    </a:prstGeom>
+                  </pic:spPr>
+                </pic:pic>
+              </a:graphicData>
+            </a:graphic>
+          </wp:inline>
+        </w:drawing>
+      </w:r>
+    </w:p>
+    <w:p>
+      <w:pPr>
+        <w:pStyle w:val="ListParagraph"/>
+        <w:ind w:left="1440"/>
+        <w:jc w:val="both"/>
+        <w:rPr>
+          <w:rFonts w:ascii="Times New Roman" w:hAnsi="Times New Roman" w:cs="Times New Roman"/>
+          <w:b/>
+          <w:sz w:val="30"/>
+          <w:szCs w:val="30"/>
+        </w:rPr>
+      </w:pPr>
+    </w:p>
+    <w:p>
+      <w:pPr>
+        <w:jc w:val="both"/>
+        <w:rPr>
+          <w:rFonts w:ascii="Times New Roman" w:hAnsi="Times New Roman" w:cs="Times New Roman"/>
+          <w:b/>
+          <w:sz w:val="30"/>
+          <w:szCs w:val="30"/>
+        </w:rPr>
+      </w:pPr>
+    </w:p>
+    <w:p>
+      <w:pPr>
+        <w:pStyle w:val="ListParagraph"/>
+        <w:numPr>
+          <w:ilvl w:val="0"/>
+          <w:numId w:val="2"/>
+        </w:numPr>
+        <w:jc w:val="both"/>
+        <w:rPr>
+          <w:rFonts w:ascii="Times New Roman" w:hAnsi="Times New Roman" w:cs="Times New Roman"/>
+          <w:b/>
+          <w:sz w:val="30"/>
+          <w:szCs w:val="30"/>
+        </w:rPr>
+      </w:pPr>
+      <w:r>
+        <w:rPr>
+          <w:rFonts w:ascii="Times New Roman" w:hAnsi="Times New Roman" w:cs="Times New Roman"/>
+          <w:b/>
+          <w:sz w:val="30"/>
+          <w:szCs w:val="30"/>
+        </w:rPr>
+        <w:t>docker run -d -p 8080:80 my_nginx_image</w:t>
       </w:r>
       <w:r>
         <w:rPr>
@@ -2896,6 +3030,62 @@
           <w:szCs w:val="30"/>
         </w:rPr>
         <w:tab/>
+      </w:r>
+    </w:p>
+    <w:p>
+      <w:pPr>
+        <w:pStyle w:val="ListParagraph"/>
+        <w:jc w:val="both"/>
+        <w:rPr>
+          <w:rFonts w:ascii="Times New Roman" w:hAnsi="Times New Roman" w:cs="Times New Roman"/>
+          <w:b/>
+          <w:sz w:val="30"/>
+          <w:szCs w:val="30"/>
+        </w:rPr>
+      </w:pPr>
+      <w:r>
+        <w:rPr>
+          <w:rFonts w:ascii="Times New Roman" w:hAnsi="Times New Roman" w:cs="Times New Roman"/>
+          <w:b/>
+          <w:sz w:val="30"/>
+          <w:szCs w:val="30"/>
+        </w:rPr>
+        <w:lastRenderedPageBreak/>
+        <w:drawing>
+          <wp:inline distT="0" distB="0" distL="0" distR="0" wp14:anchorId="66BE4DE3" wp14:editId="573C5BF2">
+            <wp:extent cx="5943600" cy="3343275"/>
+            <wp:effectExtent l="0" t="0" r="0" b="9525"/>
+            <wp:docPr id="315696659" name="Picture 1"/>
+            <wp:cNvGraphicFramePr>
+              <a:graphicFrameLocks xmlns:a="http://schemas.openxmlformats.org/drawingml/2006/main" noChangeAspect="1"/>
+            </wp:cNvGraphicFramePr>
+            <a:graphic xmlns:a="http://schemas.openxmlformats.org/drawingml/2006/main">
+              <a:graphicData uri="http://schemas.openxmlformats.org/drawingml/2006/picture">
+                <pic:pic xmlns:pic="http://schemas.openxmlformats.org/drawingml/2006/picture">
+                  <pic:nvPicPr>
+                    <pic:cNvPr id="315696659" name=""/>
+                    <pic:cNvPicPr/>
+                  </pic:nvPicPr>
+                  <pic:blipFill>
+                    <a:blip r:embed="rId36"/>
+                    <a:stretch>
+                      <a:fillRect/>
+                    </a:stretch>
+                  </pic:blipFill>
+                  <pic:spPr>
+                    <a:xfrm>
+                      <a:off x="0" y="0"/>
+                      <a:ext cx="5943600" cy="3343275"/>
+                    </a:xfrm>
+                    <a:prstGeom prst="rect">
+                      <a:avLst/>
+                    </a:prstGeom>
+                  </pic:spPr>
+                </pic:pic>
+              </a:graphicData>
+            </a:graphic>
+          </wp:inline>
+        </w:drawing>
       </w:r>
     </w:p>
     <w:sectPr>
@@ -2909,18 +3099,18 @@
 </file>
 
 <file path=word/numbering.xml><?xml version="1.0" encoding="utf-8"?>
-<w:numbering xmlns:wpc="http://schemas.microsoft.com/office/word/2010/wordprocessingCanvas" xmlns:mc="http://schemas.openxmlformats.org/markup-compatibility/2006" xmlns:o="urn:schemas-microsoft-com:office:office" xmlns:r="http://schemas.openxmlformats.org/officeDocument/2006/relationships" xmlns:m="http://schemas.openxmlformats.org/officeDocument/2006/math" xmlns:v="urn:schemas-microsoft-com:vml" xmlns:wp14="http://schemas.microsoft.com/office/word/2010/wordprocessingDrawing" xmlns:wp="http://schemas.openxmlformats.org/drawingml/2006/wordprocessingDrawing" xmlns:w10="urn:schemas-microsoft-com:office:word" xmlns:w="http://schemas.openxmlformats.org/wordprocessingml/2006/main" xmlns:w14="http://schemas.microsoft.com/office/word/2010/wordml" xmlns:w15="http://schemas.microsoft.com/office/word/2012/wordml" xmlns:wpg="http://schemas.microsoft.com/office/word/2010/wordprocessingGroup" xmlns:wpi="http://schemas.microsoft.com/office/word/2010/wordprocessingInk" xmlns:wne="http://schemas.microsoft.com/office/word/2006/wordml" xmlns:wps="http://schemas.microsoft.com/office/word/2010/wordprocessingShape" mc:Ignorable="w14 w15 wp14">
-  <w:abstractNum w:abstractNumId="0">
-    <w:nsid w:val="26007D2D"/>
+<w:numbering xmlns:wpc="http://schemas.microsoft.com/office/word/2010/wordprocessingCanvas" xmlns:cx="http://schemas.microsoft.com/office/drawing/2014/chartex" xmlns:cx1="http://schemas.microsoft.com/office/drawing/2015/9/8/chartex" xmlns:cx2="http://schemas.microsoft.com/office/drawing/2015/10/21/chartex" xmlns:cx3="http://schemas.microsoft.com/office/drawing/2016/5/9/chartex" xmlns:cx4="http://schemas.microsoft.com/office/drawing/2016/5/10/chartex" xmlns:cx5="http://schemas.microsoft.com/office/drawing/2016/5/11/chartex" xmlns:cx6="http://schemas.microsoft.com/office/drawing/2016/5/12/chartex" xmlns:cx7="http://schemas.microsoft.com/office/drawing/2016/5/13/chartex" xmlns:cx8="http://schemas.microsoft.com/office/drawing/2016/5/14/chartex" xmlns:mc="http://schemas.openxmlformats.org/markup-compatibility/2006" xmlns:aink="http://schemas.microsoft.com/office/drawing/2016/ink" xmlns:am3d="http://schemas.microsoft.com/office/drawing/2017/model3d" xmlns:o="urn:schemas-microsoft-com:office:office" xmlns:oel="http://schemas.microsoft.com/office/2019/extlst" xmlns:r="http://schemas.openxmlformats.org/officeDocument/2006/relationships" xmlns:m="http://schemas.openxmlformats.org/officeDocument/2006/math" xmlns:v="urn:schemas-microsoft-com:vml" xmlns:wp14="http://schemas.microsoft.com/office/word/2010/wordprocessingDrawing" xmlns:wp="http://schemas.openxmlformats.org/drawingml/2006/wordprocessingDrawing" xmlns:w10="urn:schemas-microsoft-com:office:word" xmlns:w="http://schemas.openxmlformats.org/wordprocessingml/2006/main" xmlns:w14="http://schemas.microsoft.com/office/word/2010/wordml" xmlns:w15="http://schemas.microsoft.com/office/word/2012/wordml" xmlns:w16cex="http://schemas.microsoft.com/office/word/2018/wordml/cex" xmlns:w16cid="http://schemas.microsoft.com/office/word/2016/wordml/cid" xmlns:w16="http://schemas.microsoft.com/office/word/2018/wordml" xmlns:w16du="http://schemas.microsoft.com/office/word/2023/wordml/word16du" xmlns:w16sdtdh="http://schemas.microsoft.com/office/word/2020/wordml/sdtdatahash" xmlns:w16sdtfl="http://schemas.microsoft.com/office/word/2024/wordml/sdtformatlock" xmlns:w16se="http://schemas.microsoft.com/office/word/2015/wordml/symex" xmlns:wpg="http://schemas.microsoft.com/office/word/2010/wordprocessingGroup" xmlns:wpi="http://schemas.microsoft.com/office/word/2010/wordprocessingInk" xmlns:wne="http://schemas.microsoft.com/office/word/2006/wordml" xmlns:wps="http://schemas.microsoft.com/office/word/2010/wordprocessingShape" mc:Ignorable="w14 w15 w16se w16cid w16 w16cex w16sdtdh w16sdtfl w16du wp14">
+  <w:abstractNum w:abstractNumId="0" w15:restartNumberingAfterBreak="0">
+    <w:nsid w:val="0E8C4E06"/>
     <w:multiLevelType w:val="hybridMultilevel"/>
-    <w:tmpl w:val="7C264778"/>
-    <w:lvl w:ilvl="0" w:tplc="00D09174">
-      <w:start w:val="1"/>
+    <w:tmpl w:val="6B784158"/>
+    <w:lvl w:ilvl="0" w:tplc="267E26EA">
+      <w:start w:val="30"/>
       <w:numFmt w:val="decimal"/>
       <w:lvlText w:val="%1"/>
       <w:lvlJc w:val="left"/>
       <w:pPr>
-        <w:ind w:left="1440" w:hanging="720"/>
+        <w:ind w:left="720" w:hanging="360"/>
       </w:pPr>
       <w:rPr>
         <w:rFonts w:hint="default"/>
@@ -2932,7 +3122,7 @@
       <w:lvlText w:val="%2."/>
       <w:lvlJc w:val="left"/>
       <w:pPr>
-        <w:ind w:left="1800" w:hanging="360"/>
+        <w:ind w:left="1440" w:hanging="360"/>
       </w:pPr>
     </w:lvl>
     <w:lvl w:ilvl="2" w:tplc="0409001B" w:tentative="1">
@@ -2941,7 +3131,7 @@
       <w:lvlText w:val="%3."/>
       <w:lvlJc w:val="right"/>
       <w:pPr>
-        <w:ind w:left="2520" w:hanging="180"/>
+        <w:ind w:left="2160" w:hanging="180"/>
       </w:pPr>
     </w:lvl>
     <w:lvl w:ilvl="3" w:tplc="0409000F" w:tentative="1">
@@ -2950,7 +3140,7 @@
       <w:lvlText w:val="%4."/>
       <w:lvlJc w:val="left"/>
       <w:pPr>
-        <w:ind w:left="3240" w:hanging="360"/>
+        <w:ind w:left="2880" w:hanging="360"/>
       </w:pPr>
     </w:lvl>
     <w:lvl w:ilvl="4" w:tplc="04090019" w:tentative="1">
@@ -2959,7 +3149,7 @@
       <w:lvlText w:val="%5."/>
       <w:lvlJc w:val="left"/>
       <w:pPr>
-        <w:ind w:left="3960" w:hanging="360"/>
+        <w:ind w:left="3600" w:hanging="360"/>
       </w:pPr>
     </w:lvl>
     <w:lvl w:ilvl="5" w:tplc="0409001B" w:tentative="1">
@@ -2968,7 +3158,7 @@
       <w:lvlText w:val="%6."/>
       <w:lvlJc w:val="right"/>
       <w:pPr>
-        <w:ind w:left="4680" w:hanging="180"/>
+        <w:ind w:left="4320" w:hanging="180"/>
       </w:pPr>
     </w:lvl>
     <w:lvl w:ilvl="6" w:tplc="0409000F" w:tentative="1">
@@ -2977,7 +3167,7 @@
       <w:lvlText w:val="%7."/>
       <w:lvlJc w:val="left"/>
       <w:pPr>
-        <w:ind w:left="5400" w:hanging="360"/>
+        <w:ind w:left="5040" w:hanging="360"/>
       </w:pPr>
     </w:lvl>
     <w:lvl w:ilvl="7" w:tplc="04090019" w:tentative="1">
@@ -2986,7 +3176,7 @@
       <w:lvlText w:val="%8."/>
       <w:lvlJc w:val="left"/>
       <w:pPr>
-        <w:ind w:left="6120" w:hanging="360"/>
+        <w:ind w:left="5760" w:hanging="360"/>
       </w:pPr>
     </w:lvl>
     <w:lvl w:ilvl="8" w:tplc="0409001B" w:tentative="1">
@@ -2995,18 +3185,110 @@
       <w:lvlText w:val="%9."/>
       <w:lvlJc w:val="right"/>
       <w:pPr>
-        <w:ind w:left="6840" w:hanging="180"/>
+        <w:ind w:left="6480" w:hanging="180"/>
       </w:pPr>
     </w:lvl>
   </w:abstractNum>
-  <w:num w:numId="1">
+  <w:abstractNum w:abstractNumId="1" w15:restartNumberingAfterBreak="0">
+    <w:nsid w:val="26007D2D"/>
+    <w:multiLevelType w:val="hybridMultilevel"/>
+    <w:tmpl w:val="7C264778"/>
+    <w:lvl w:ilvl="0" w:tplc="00D09174">
+      <w:start w:val="1"/>
+      <w:numFmt w:val="decimal"/>
+      <w:lvlText w:val="%1"/>
+      <w:lvlJc w:val="left"/>
+      <w:pPr>
+        <w:ind w:left="1440" w:hanging="720"/>
+      </w:pPr>
+      <w:rPr>
+        <w:rFonts w:hint="default"/>
+      </w:rPr>
+    </w:lvl>
+    <w:lvl w:ilvl="1" w:tplc="04090019" w:tentative="1">
+      <w:start w:val="1"/>
+      <w:numFmt w:val="lowerLetter"/>
+      <w:lvlText w:val="%2."/>
+      <w:lvlJc w:val="left"/>
+      <w:pPr>
+        <w:ind w:left="1800" w:hanging="360"/>
+      </w:pPr>
+    </w:lvl>
+    <w:lvl w:ilvl="2" w:tplc="0409001B" w:tentative="1">
+      <w:start w:val="1"/>
+      <w:numFmt w:val="lowerRoman"/>
+      <w:lvlText w:val="%3."/>
+      <w:lvlJc w:val="right"/>
+      <w:pPr>
+        <w:ind w:left="2520" w:hanging="180"/>
+      </w:pPr>
+    </w:lvl>
+    <w:lvl w:ilvl="3" w:tplc="0409000F" w:tentative="1">
+      <w:start w:val="1"/>
+      <w:numFmt w:val="decimal"/>
+      <w:lvlText w:val="%4."/>
+      <w:lvlJc w:val="left"/>
+      <w:pPr>
+        <w:ind w:left="3240" w:hanging="360"/>
+      </w:pPr>
+    </w:lvl>
+    <w:lvl w:ilvl="4" w:tplc="04090019" w:tentative="1">
+      <w:start w:val="1"/>
+      <w:numFmt w:val="lowerLetter"/>
+      <w:lvlText w:val="%5."/>
+      <w:lvlJc w:val="left"/>
+      <w:pPr>
+        <w:ind w:left="3960" w:hanging="360"/>
+      </w:pPr>
+    </w:lvl>
+    <w:lvl w:ilvl="5" w:tplc="0409001B" w:tentative="1">
+      <w:start w:val="1"/>
+      <w:numFmt w:val="lowerRoman"/>
+      <w:lvlText w:val="%6."/>
+      <w:lvlJc w:val="right"/>
+      <w:pPr>
+        <w:ind w:left="4680" w:hanging="180"/>
+      </w:pPr>
+    </w:lvl>
+    <w:lvl w:ilvl="6" w:tplc="0409000F" w:tentative="1">
+      <w:start w:val="1"/>
+      <w:numFmt w:val="decimal"/>
+      <w:lvlText w:val="%7."/>
+      <w:lvlJc w:val="left"/>
+      <w:pPr>
+        <w:ind w:left="5400" w:hanging="360"/>
+      </w:pPr>
+    </w:lvl>
+    <w:lvl w:ilvl="7" w:tplc="04090019" w:tentative="1">
+      <w:start w:val="1"/>
+      <w:numFmt w:val="lowerLetter"/>
+      <w:lvlText w:val="%8."/>
+      <w:lvlJc w:val="left"/>
+      <w:pPr>
+        <w:ind w:left="6120" w:hanging="360"/>
+      </w:pPr>
+    </w:lvl>
+    <w:lvl w:ilvl="8" w:tplc="0409001B" w:tentative="1">
+      <w:start w:val="1"/>
+      <w:numFmt w:val="lowerRoman"/>
+      <w:lvlText w:val="%9."/>
+      <w:lvlJc w:val="right"/>
+      <w:pPr>
+        <w:ind w:left="6840" w:hanging="180"/>
+      </w:pPr>
+    </w:lvl>
+  </w:abstractNum>
+  <w:num w:numId="1" w16cid:durableId="1922252099">
+    <w:abstractNumId w:val="1"/>
+  </w:num>
+  <w:num w:numId="2" w16cid:durableId="1714495616">
     <w:abstractNumId w:val="0"/>
   </w:num>
 </w:numbering>
 </file>
 
 <file path=word/styles.xml><?xml version="1.0" encoding="utf-8"?>
-<w:styles xmlns:mc="http://schemas.openxmlformats.org/markup-compatibility/2006" xmlns:r="http://schemas.openxmlformats.org/officeDocument/2006/relationships" xmlns:w="http://schemas.openxmlformats.org/wordprocessingml/2006/main" xmlns:w14="http://schemas.microsoft.com/office/word/2010/wordml" xmlns:w15="http://schemas.microsoft.com/office/word/2012/wordml" mc:Ignorable="w14 w15">
+<w:styles xmlns:mc="http://schemas.openxmlformats.org/markup-compatibility/2006" xmlns:r="http://schemas.openxmlformats.org/officeDocument/2006/relationships" xmlns:w="http://schemas.openxmlformats.org/wordprocessingml/2006/main" xmlns:w14="http://schemas.microsoft.com/office/word/2010/wordml" xmlns:w15="http://schemas.microsoft.com/office/word/2012/wordml" xmlns:w16cex="http://schemas.microsoft.com/office/word/2018/wordml/cex" xmlns:w16cid="http://schemas.microsoft.com/office/word/2016/wordml/cid" xmlns:w16="http://schemas.microsoft.com/office/word/2018/wordml" xmlns:w16du="http://schemas.microsoft.com/office/word/2023/wordml/word16du" xmlns:w16sdtdh="http://schemas.microsoft.com/office/word/2020/wordml/sdtdatahash" xmlns:w16sdtfl="http://schemas.microsoft.com/office/word/2024/wordml/sdtformatlock" xmlns:w16se="http://schemas.microsoft.com/office/word/2015/wordml/symex" mc:Ignorable="w14 w15 w16se w16cid w16 w16cex w16sdtdh w16sdtfl w16du">
   <w:docDefaults>
     <w:rPrDefault>
       <w:rPr>
@@ -3022,7 +3304,7 @@
       </w:pPr>
     </w:pPrDefault>
   </w:docDefaults>
-  <w:latentStyles w:defLockedState="0" w:defUIPriority="99" w:defSemiHidden="0" w:defUnhideWhenUsed="0" w:defQFormat="0" w:count="371">
+  <w:latentStyles w:defLockedState="0" w:defUIPriority="99" w:defSemiHidden="0" w:defUnhideWhenUsed="0" w:defQFormat="0" w:count="376">
     <w:lsdException w:name="Normal" w:uiPriority="0" w:qFormat="1"/>
     <w:lsdException w:name="heading 1" w:uiPriority="9" w:qFormat="1"/>
     <w:lsdException w:name="heading 2" w:semiHidden="1" w:uiPriority="9" w:unhideWhenUsed="1" w:qFormat="1"/>
@@ -3394,6 +3676,11 @@
     <w:lsdException w:name="List Table 5 Dark Accent 6" w:uiPriority="50"/>
     <w:lsdException w:name="List Table 6 Colorful Accent 6" w:uiPriority="51"/>
     <w:lsdException w:name="List Table 7 Colorful Accent 6" w:uiPriority="52"/>
+    <w:lsdException w:name="Mention" w:semiHidden="1" w:unhideWhenUsed="1"/>
+    <w:lsdException w:name="Smart Hyperlink" w:semiHidden="1" w:unhideWhenUsed="1"/>
+    <w:lsdException w:name="Hashtag" w:semiHidden="1" w:unhideWhenUsed="1"/>
+    <w:lsdException w:name="Unresolved Mention" w:semiHidden="1" w:unhideWhenUsed="1"/>
+    <w:lsdException w:name="Smart Link" w:semiHidden="1" w:unhideWhenUsed="1"/>
   </w:latentStyles>
   <w:style w:type="paragraph" w:default="1" w:styleId="Normal">
     <w:name w:val="Normal"/>
@@ -3457,7 +3744,6 @@
       <w:spacing w:after="0" w:line="240" w:lineRule="auto"/>
     </w:pPr>
     <w:tblPr>
-      <w:tblInd w:w="0" w:type="dxa"/>
       <w:tblBorders>
         <w:top w:val="single" w:sz="4" w:space="0" w:color="auto"/>
         <w:left w:val="single" w:sz="4" w:space="0" w:color="auto"/>
@@ -3466,12 +3752,6 @@
         <w:insideH w:val="single" w:sz="4" w:space="0" w:color="auto"/>
         <w:insideV w:val="single" w:sz="4" w:space="0" w:color="auto"/>
       </w:tblBorders>
-      <w:tblCellMar>
-        <w:top w:w="0" w:type="dxa"/>
-        <w:left w:w="108" w:type="dxa"/>
-        <w:bottom w:w="0" w:type="dxa"/>
-        <w:right w:w="108" w:type="dxa"/>
-      </w:tblCellMar>
     </w:tblPr>
   </w:style>
 </w:styles>

--- a/22661451_HuynhNguyenLamSon_Buoi4_Docker_MinhChung.docx
+++ b/22661451_HuynhNguyenLamSon_Buoi4_Docker_MinhChung.docx
@@ -2781,6 +2781,7 @@
         <w:rPr>
           <w:rFonts w:ascii="Times New Roman" w:hAnsi="Times New Roman" w:cs="Times New Roman"/>
           <w:b/>
+          <w:noProof/>
           <w:sz w:val="30"/>
           <w:szCs w:val="30"/>
         </w:rPr>
@@ -2835,6 +2836,7 @@
         <w:rPr>
           <w:rFonts w:ascii="Times New Roman" w:hAnsi="Times New Roman" w:cs="Times New Roman"/>
           <w:b/>
+          <w:noProof/>
           <w:sz w:val="30"/>
           <w:szCs w:val="30"/>
         </w:rPr>
@@ -2934,6 +2936,7 @@
         <w:rPr>
           <w:rFonts w:ascii="Times New Roman" w:hAnsi="Times New Roman" w:cs="Times New Roman"/>
           <w:b/>
+          <w:noProof/>
           <w:sz w:val="30"/>
           <w:szCs w:val="30"/>
         </w:rPr>
@@ -3047,6 +3050,7 @@
         <w:rPr>
           <w:rFonts w:ascii="Times New Roman" w:hAnsi="Times New Roman" w:cs="Times New Roman"/>
           <w:b/>
+          <w:noProof/>
           <w:sz w:val="30"/>
           <w:szCs w:val="30"/>
         </w:rPr>
@@ -3086,6 +3090,2188 @@
             </a:graphic>
           </wp:inline>
         </w:drawing>
+      </w:r>
+    </w:p>
+    <w:p>
+      <w:pPr>
+        <w:pStyle w:val="ListParagraph"/>
+        <w:jc w:val="both"/>
+        <w:rPr>
+          <w:rFonts w:ascii="Times New Roman" w:hAnsi="Times New Roman" w:cs="Times New Roman"/>
+          <w:b/>
+          <w:sz w:val="30"/>
+          <w:szCs w:val="30"/>
+        </w:rPr>
+      </w:pPr>
+    </w:p>
+    <w:p>
+      <w:pPr>
+        <w:pStyle w:val="ListParagraph"/>
+        <w:jc w:val="both"/>
+        <w:rPr>
+          <w:rFonts w:ascii="Times New Roman" w:hAnsi="Times New Roman" w:cs="Times New Roman"/>
+          <w:b/>
+          <w:sz w:val="30"/>
+          <w:szCs w:val="30"/>
+        </w:rPr>
+      </w:pPr>
+    </w:p>
+    <w:p>
+      <w:pPr>
+        <w:pStyle w:val="ListParagraph"/>
+        <w:jc w:val="both"/>
+        <w:rPr>
+          <w:rFonts w:ascii="Times New Roman" w:hAnsi="Times New Roman" w:cs="Times New Roman"/>
+          <w:bCs/>
+          <w:sz w:val="30"/>
+          <w:szCs w:val="30"/>
+        </w:rPr>
+      </w:pPr>
+      <w:r>
+        <w:rPr>
+          <w:rFonts w:ascii="Times New Roman" w:hAnsi="Times New Roman" w:cs="Times New Roman"/>
+          <w:bCs/>
+          <w:sz w:val="30"/>
+          <w:szCs w:val="30"/>
+        </w:rPr>
+        <w:t>Phần 2: Thao tác với Dockerfile</w:t>
+      </w:r>
+      <w:r>
+        <w:rPr>
+          <w:rFonts w:ascii="Times New Roman" w:hAnsi="Times New Roman" w:cs="Times New Roman"/>
+          <w:bCs/>
+          <w:sz w:val="30"/>
+          <w:szCs w:val="30"/>
+        </w:rPr>
+        <w:tab/>
+      </w:r>
+      <w:r>
+        <w:rPr>
+          <w:rFonts w:ascii="Times New Roman" w:hAnsi="Times New Roman" w:cs="Times New Roman"/>
+          <w:bCs/>
+          <w:sz w:val="30"/>
+          <w:szCs w:val="30"/>
+        </w:rPr>
+        <w:tab/>
+      </w:r>
+    </w:p>
+    <w:p>
+      <w:pPr>
+        <w:pStyle w:val="ListParagraph"/>
+        <w:jc w:val="both"/>
+        <w:rPr>
+          <w:rFonts w:ascii="Times New Roman" w:hAnsi="Times New Roman" w:cs="Times New Roman"/>
+          <w:bCs/>
+          <w:sz w:val="30"/>
+          <w:szCs w:val="30"/>
+        </w:rPr>
+      </w:pPr>
+      <w:r>
+        <w:rPr>
+          <w:rFonts w:ascii="Times New Roman" w:hAnsi="Times New Roman" w:cs="Times New Roman"/>
+          <w:bCs/>
+          <w:sz w:val="30"/>
+          <w:szCs w:val="30"/>
+        </w:rPr>
+        <w:tab/>
+        <w:t>Bài 1: Tạo Dockerfile chạy một ứng dụng Node.js đơn giản</w:t>
+      </w:r>
+      <w:r>
+        <w:rPr>
+          <w:rFonts w:ascii="Times New Roman" w:hAnsi="Times New Roman" w:cs="Times New Roman"/>
+          <w:bCs/>
+          <w:sz w:val="30"/>
+          <w:szCs w:val="30"/>
+        </w:rPr>
+        <w:tab/>
+      </w:r>
+      <w:r>
+        <w:rPr>
+          <w:rFonts w:ascii="Times New Roman" w:hAnsi="Times New Roman" w:cs="Times New Roman"/>
+          <w:bCs/>
+          <w:sz w:val="30"/>
+          <w:szCs w:val="30"/>
+        </w:rPr>
+        <w:tab/>
+      </w:r>
+    </w:p>
+    <w:p>
+      <w:pPr>
+        <w:pStyle w:val="ListParagraph"/>
+        <w:jc w:val="both"/>
+        <w:rPr>
+          <w:rFonts w:ascii="Times New Roman" w:hAnsi="Times New Roman" w:cs="Times New Roman"/>
+          <w:bCs/>
+          <w:sz w:val="30"/>
+          <w:szCs w:val="30"/>
+        </w:rPr>
+      </w:pPr>
+      <w:r>
+        <w:rPr>
+          <w:rFonts w:ascii="Times New Roman" w:hAnsi="Times New Roman" w:cs="Times New Roman"/>
+          <w:bCs/>
+          <w:sz w:val="30"/>
+          <w:szCs w:val="30"/>
+        </w:rPr>
+        <w:tab/>
+      </w:r>
+      <w:r>
+        <w:rPr>
+          <w:rFonts w:ascii="Times New Roman" w:hAnsi="Times New Roman" w:cs="Times New Roman"/>
+          <w:bCs/>
+          <w:sz w:val="30"/>
+          <w:szCs w:val="30"/>
+        </w:rPr>
+        <w:tab/>
+        <w:t>Yêu cầu:</w:t>
+      </w:r>
+      <w:r>
+        <w:rPr>
+          <w:rFonts w:ascii="Times New Roman" w:hAnsi="Times New Roman" w:cs="Times New Roman"/>
+          <w:bCs/>
+          <w:sz w:val="30"/>
+          <w:szCs w:val="30"/>
+        </w:rPr>
+        <w:tab/>
+      </w:r>
+    </w:p>
+    <w:p>
+      <w:pPr>
+        <w:pStyle w:val="ListParagraph"/>
+        <w:jc w:val="both"/>
+        <w:rPr>
+          <w:rFonts w:ascii="Times New Roman" w:hAnsi="Times New Roman" w:cs="Times New Roman"/>
+          <w:bCs/>
+          <w:sz w:val="30"/>
+          <w:szCs w:val="30"/>
+        </w:rPr>
+      </w:pPr>
+      <w:r>
+        <w:rPr>
+          <w:rFonts w:ascii="Times New Roman" w:hAnsi="Times New Roman" w:cs="Times New Roman"/>
+          <w:bCs/>
+          <w:sz w:val="30"/>
+          <w:szCs w:val="30"/>
+        </w:rPr>
+        <w:tab/>
+      </w:r>
+      <w:r>
+        <w:rPr>
+          <w:rFonts w:ascii="Times New Roman" w:hAnsi="Times New Roman" w:cs="Times New Roman"/>
+          <w:bCs/>
+          <w:sz w:val="30"/>
+          <w:szCs w:val="30"/>
+        </w:rPr>
+        <w:tab/>
+        <w:t>Viết Dockerfile để chạy một ứng dụng Node.js hiển thị "Hello, Docker!" trên cổng 3000.</w:t>
+      </w:r>
+      <w:r>
+        <w:rPr>
+          <w:rFonts w:ascii="Times New Roman" w:hAnsi="Times New Roman" w:cs="Times New Roman"/>
+          <w:bCs/>
+          <w:sz w:val="30"/>
+          <w:szCs w:val="30"/>
+        </w:rPr>
+        <w:tab/>
+      </w:r>
+    </w:p>
+    <w:p>
+      <w:pPr>
+        <w:pStyle w:val="ListParagraph"/>
+        <w:jc w:val="both"/>
+        <w:rPr>
+          <w:rFonts w:ascii="Times New Roman" w:hAnsi="Times New Roman" w:cs="Times New Roman"/>
+          <w:bCs/>
+          <w:sz w:val="30"/>
+          <w:szCs w:val="30"/>
+        </w:rPr>
+      </w:pPr>
+      <w:r>
+        <w:rPr>
+          <w:rFonts w:ascii="Times New Roman" w:hAnsi="Times New Roman" w:cs="Times New Roman"/>
+          <w:bCs/>
+          <w:sz w:val="30"/>
+          <w:szCs w:val="30"/>
+        </w:rPr>
+        <w:tab/>
+      </w:r>
+      <w:r>
+        <w:rPr>
+          <w:rFonts w:ascii="Times New Roman" w:hAnsi="Times New Roman" w:cs="Times New Roman"/>
+          <w:bCs/>
+          <w:sz w:val="30"/>
+          <w:szCs w:val="30"/>
+        </w:rPr>
+        <w:tab/>
+        <w:t>Sử dụng node:18 làm base image.</w:t>
+      </w:r>
+      <w:r>
+        <w:rPr>
+          <w:rFonts w:ascii="Times New Roman" w:hAnsi="Times New Roman" w:cs="Times New Roman"/>
+          <w:bCs/>
+          <w:sz w:val="30"/>
+          <w:szCs w:val="30"/>
+        </w:rPr>
+        <w:tab/>
+      </w:r>
+    </w:p>
+    <w:p>
+      <w:pPr>
+        <w:pStyle w:val="ListParagraph"/>
+        <w:jc w:val="both"/>
+        <w:rPr>
+          <w:rFonts w:ascii="Times New Roman" w:hAnsi="Times New Roman" w:cs="Times New Roman"/>
+          <w:bCs/>
+          <w:sz w:val="30"/>
+          <w:szCs w:val="30"/>
+        </w:rPr>
+      </w:pPr>
+      <w:r>
+        <w:rPr>
+          <w:rFonts w:ascii="Times New Roman" w:hAnsi="Times New Roman" w:cs="Times New Roman"/>
+          <w:bCs/>
+          <w:sz w:val="30"/>
+          <w:szCs w:val="30"/>
+        </w:rPr>
+        <w:drawing>
+          <wp:inline distT="0" distB="0" distL="0" distR="0" wp14:anchorId="4EBAFB1F" wp14:editId="76D64918">
+            <wp:extent cx="5943600" cy="1715135"/>
+            <wp:effectExtent l="0" t="0" r="0" b="0"/>
+            <wp:docPr id="431869720" name="Picture 1"/>
+            <wp:cNvGraphicFramePr>
+              <a:graphicFrameLocks xmlns:a="http://schemas.openxmlformats.org/drawingml/2006/main" noChangeAspect="1"/>
+            </wp:cNvGraphicFramePr>
+            <a:graphic xmlns:a="http://schemas.openxmlformats.org/drawingml/2006/main">
+              <a:graphicData uri="http://schemas.openxmlformats.org/drawingml/2006/picture">
+                <pic:pic xmlns:pic="http://schemas.openxmlformats.org/drawingml/2006/picture">
+                  <pic:nvPicPr>
+                    <pic:cNvPr id="431869720" name=""/>
+                    <pic:cNvPicPr/>
+                  </pic:nvPicPr>
+                  <pic:blipFill>
+                    <a:blip r:embed="rId37"/>
+                    <a:stretch>
+                      <a:fillRect/>
+                    </a:stretch>
+                  </pic:blipFill>
+                  <pic:spPr>
+                    <a:xfrm>
+                      <a:off x="0" y="0"/>
+                      <a:ext cx="5943600" cy="1715135"/>
+                    </a:xfrm>
+                    <a:prstGeom prst="rect">
+                      <a:avLst/>
+                    </a:prstGeom>
+                  </pic:spPr>
+                </pic:pic>
+              </a:graphicData>
+            </a:graphic>
+          </wp:inline>
+        </w:drawing>
+      </w:r>
+    </w:p>
+    <w:p>
+      <w:pPr>
+        <w:pStyle w:val="ListParagraph"/>
+        <w:jc w:val="both"/>
+        <w:rPr>
+          <w:rFonts w:ascii="Times New Roman" w:hAnsi="Times New Roman" w:cs="Times New Roman"/>
+          <w:bCs/>
+          <w:sz w:val="30"/>
+          <w:szCs w:val="30"/>
+        </w:rPr>
+      </w:pPr>
+      <w:r>
+        <w:rPr>
+          <w:rFonts w:ascii="Times New Roman" w:hAnsi="Times New Roman" w:cs="Times New Roman"/>
+          <w:bCs/>
+          <w:sz w:val="30"/>
+          <w:szCs w:val="30"/>
+        </w:rPr>
+        <w:tab/>
+      </w:r>
+      <w:r>
+        <w:rPr>
+          <w:rFonts w:ascii="Times New Roman" w:hAnsi="Times New Roman" w:cs="Times New Roman"/>
+          <w:bCs/>
+          <w:sz w:val="30"/>
+          <w:szCs w:val="30"/>
+        </w:rPr>
+        <w:tab/>
+      </w:r>
+      <w:r>
+        <w:rPr>
+          <w:rFonts w:ascii="Times New Roman" w:hAnsi="Times New Roman" w:cs="Times New Roman"/>
+          <w:bCs/>
+          <w:sz w:val="30"/>
+          <w:szCs w:val="30"/>
+        </w:rPr>
+        <w:tab/>
+      </w:r>
+    </w:p>
+    <w:p>
+      <w:pPr>
+        <w:pStyle w:val="ListParagraph"/>
+        <w:jc w:val="both"/>
+        <w:rPr>
+          <w:rFonts w:ascii="Times New Roman" w:hAnsi="Times New Roman" w:cs="Times New Roman"/>
+          <w:bCs/>
+          <w:sz w:val="30"/>
+          <w:szCs w:val="30"/>
+        </w:rPr>
+      </w:pPr>
+      <w:r>
+        <w:rPr>
+          <w:rFonts w:ascii="Times New Roman" w:hAnsi="Times New Roman" w:cs="Times New Roman"/>
+          <w:bCs/>
+          <w:sz w:val="30"/>
+          <w:szCs w:val="30"/>
+        </w:rPr>
+        <w:tab/>
+        <w:t>Bài 2: Tạo Dockerfile chạy một ứng dụng Python Flask</w:t>
+      </w:r>
+      <w:r>
+        <w:rPr>
+          <w:rFonts w:ascii="Times New Roman" w:hAnsi="Times New Roman" w:cs="Times New Roman"/>
+          <w:bCs/>
+          <w:sz w:val="30"/>
+          <w:szCs w:val="30"/>
+        </w:rPr>
+        <w:tab/>
+      </w:r>
+      <w:r>
+        <w:rPr>
+          <w:rFonts w:ascii="Times New Roman" w:hAnsi="Times New Roman" w:cs="Times New Roman"/>
+          <w:bCs/>
+          <w:sz w:val="30"/>
+          <w:szCs w:val="30"/>
+        </w:rPr>
+        <w:tab/>
+      </w:r>
+    </w:p>
+    <w:p>
+      <w:pPr>
+        <w:pStyle w:val="ListParagraph"/>
+        <w:jc w:val="both"/>
+        <w:rPr>
+          <w:rFonts w:ascii="Times New Roman" w:hAnsi="Times New Roman" w:cs="Times New Roman"/>
+          <w:bCs/>
+          <w:sz w:val="30"/>
+          <w:szCs w:val="30"/>
+        </w:rPr>
+      </w:pPr>
+      <w:r>
+        <w:rPr>
+          <w:rFonts w:ascii="Times New Roman" w:hAnsi="Times New Roman" w:cs="Times New Roman"/>
+          <w:bCs/>
+          <w:sz w:val="30"/>
+          <w:szCs w:val="30"/>
+        </w:rPr>
+        <w:tab/>
+      </w:r>
+      <w:r>
+        <w:rPr>
+          <w:rFonts w:ascii="Times New Roman" w:hAnsi="Times New Roman" w:cs="Times New Roman"/>
+          <w:bCs/>
+          <w:sz w:val="30"/>
+          <w:szCs w:val="30"/>
+        </w:rPr>
+        <w:tab/>
+        <w:t>Yêu cầu:</w:t>
+      </w:r>
+      <w:r>
+        <w:rPr>
+          <w:rFonts w:ascii="Times New Roman" w:hAnsi="Times New Roman" w:cs="Times New Roman"/>
+          <w:bCs/>
+          <w:sz w:val="30"/>
+          <w:szCs w:val="30"/>
+        </w:rPr>
+        <w:tab/>
+      </w:r>
+    </w:p>
+    <w:p>
+      <w:pPr>
+        <w:pStyle w:val="ListParagraph"/>
+        <w:jc w:val="both"/>
+        <w:rPr>
+          <w:rFonts w:ascii="Times New Roman" w:hAnsi="Times New Roman" w:cs="Times New Roman"/>
+          <w:bCs/>
+          <w:sz w:val="30"/>
+          <w:szCs w:val="30"/>
+        </w:rPr>
+      </w:pPr>
+      <w:r>
+        <w:rPr>
+          <w:rFonts w:ascii="Times New Roman" w:hAnsi="Times New Roman" w:cs="Times New Roman"/>
+          <w:bCs/>
+          <w:sz w:val="30"/>
+          <w:szCs w:val="30"/>
+        </w:rPr>
+        <w:tab/>
+      </w:r>
+      <w:r>
+        <w:rPr>
+          <w:rFonts w:ascii="Times New Roman" w:hAnsi="Times New Roman" w:cs="Times New Roman"/>
+          <w:bCs/>
+          <w:sz w:val="30"/>
+          <w:szCs w:val="30"/>
+        </w:rPr>
+        <w:tab/>
+        <w:t>Viết Dockerfile để chạy một ứng dụng Flask hiển thị "Hello, Docker Flask!" trên cổng 5000.</w:t>
+      </w:r>
+      <w:r>
+        <w:rPr>
+          <w:rFonts w:ascii="Times New Roman" w:hAnsi="Times New Roman" w:cs="Times New Roman"/>
+          <w:bCs/>
+          <w:sz w:val="30"/>
+          <w:szCs w:val="30"/>
+        </w:rPr>
+        <w:tab/>
+      </w:r>
+    </w:p>
+    <w:p>
+      <w:pPr>
+        <w:pStyle w:val="ListParagraph"/>
+        <w:jc w:val="both"/>
+        <w:rPr>
+          <w:rFonts w:ascii="Times New Roman" w:hAnsi="Times New Roman" w:cs="Times New Roman"/>
+          <w:bCs/>
+          <w:sz w:val="30"/>
+          <w:szCs w:val="30"/>
+        </w:rPr>
+      </w:pPr>
+      <w:r>
+        <w:rPr>
+          <w:rFonts w:ascii="Times New Roman" w:hAnsi="Times New Roman" w:cs="Times New Roman"/>
+          <w:bCs/>
+          <w:sz w:val="30"/>
+          <w:szCs w:val="30"/>
+        </w:rPr>
+        <w:lastRenderedPageBreak/>
+        <w:tab/>
+      </w:r>
+      <w:r>
+        <w:rPr>
+          <w:rFonts w:ascii="Times New Roman" w:hAnsi="Times New Roman" w:cs="Times New Roman"/>
+          <w:bCs/>
+          <w:sz w:val="30"/>
+          <w:szCs w:val="30"/>
+        </w:rPr>
+        <w:tab/>
+        <w:t>Sử dụng python:3.9 làm base image.</w:t>
+      </w:r>
+    </w:p>
+    <w:p>
+      <w:pPr>
+        <w:pStyle w:val="ListParagraph"/>
+        <w:jc w:val="both"/>
+        <w:rPr>
+          <w:rFonts w:ascii="Times New Roman" w:hAnsi="Times New Roman" w:cs="Times New Roman"/>
+          <w:bCs/>
+          <w:sz w:val="30"/>
+          <w:szCs w:val="30"/>
+        </w:rPr>
+      </w:pPr>
+      <w:r>
+        <w:rPr>
+          <w:rFonts w:ascii="Times New Roman" w:hAnsi="Times New Roman" w:cs="Times New Roman"/>
+          <w:bCs/>
+          <w:sz w:val="30"/>
+          <w:szCs w:val="30"/>
+        </w:rPr>
+        <w:drawing>
+          <wp:inline distT="0" distB="0" distL="0" distR="0" wp14:anchorId="23E90D65" wp14:editId="7C97E8B9">
+            <wp:extent cx="5943600" cy="1772285"/>
+            <wp:effectExtent l="0" t="0" r="0" b="0"/>
+            <wp:docPr id="481174230" name="Picture 1"/>
+            <wp:cNvGraphicFramePr>
+              <a:graphicFrameLocks xmlns:a="http://schemas.openxmlformats.org/drawingml/2006/main" noChangeAspect="1"/>
+            </wp:cNvGraphicFramePr>
+            <a:graphic xmlns:a="http://schemas.openxmlformats.org/drawingml/2006/main">
+              <a:graphicData uri="http://schemas.openxmlformats.org/drawingml/2006/picture">
+                <pic:pic xmlns:pic="http://schemas.openxmlformats.org/drawingml/2006/picture">
+                  <pic:nvPicPr>
+                    <pic:cNvPr id="481174230" name=""/>
+                    <pic:cNvPicPr/>
+                  </pic:nvPicPr>
+                  <pic:blipFill>
+                    <a:blip r:embed="rId38"/>
+                    <a:stretch>
+                      <a:fillRect/>
+                    </a:stretch>
+                  </pic:blipFill>
+                  <pic:spPr>
+                    <a:xfrm>
+                      <a:off x="0" y="0"/>
+                      <a:ext cx="5943600" cy="1772285"/>
+                    </a:xfrm>
+                    <a:prstGeom prst="rect">
+                      <a:avLst/>
+                    </a:prstGeom>
+                  </pic:spPr>
+                </pic:pic>
+              </a:graphicData>
+            </a:graphic>
+          </wp:inline>
+        </w:drawing>
+      </w:r>
+      <w:r>
+        <w:rPr>
+          <w:rFonts w:ascii="Times New Roman" w:hAnsi="Times New Roman" w:cs="Times New Roman"/>
+          <w:bCs/>
+          <w:sz w:val="30"/>
+          <w:szCs w:val="30"/>
+        </w:rPr>
+        <w:tab/>
+      </w:r>
+    </w:p>
+    <w:p>
+      <w:pPr>
+        <w:pStyle w:val="ListParagraph"/>
+        <w:jc w:val="both"/>
+        <w:rPr>
+          <w:rFonts w:ascii="Times New Roman" w:hAnsi="Times New Roman" w:cs="Times New Roman"/>
+          <w:bCs/>
+          <w:sz w:val="30"/>
+          <w:szCs w:val="30"/>
+        </w:rPr>
+      </w:pPr>
+    </w:p>
+    <w:p>
+      <w:pPr>
+        <w:pStyle w:val="ListParagraph"/>
+        <w:jc w:val="both"/>
+        <w:rPr>
+          <w:rFonts w:ascii="Times New Roman" w:hAnsi="Times New Roman" w:cs="Times New Roman"/>
+          <w:bCs/>
+          <w:sz w:val="30"/>
+          <w:szCs w:val="30"/>
+        </w:rPr>
+      </w:pPr>
+      <w:r>
+        <w:rPr>
+          <w:rFonts w:ascii="Times New Roman" w:hAnsi="Times New Roman" w:cs="Times New Roman"/>
+          <w:bCs/>
+          <w:sz w:val="30"/>
+          <w:szCs w:val="30"/>
+        </w:rPr>
+        <w:tab/>
+      </w:r>
+      <w:r>
+        <w:rPr>
+          <w:rFonts w:ascii="Times New Roman" w:hAnsi="Times New Roman" w:cs="Times New Roman"/>
+          <w:bCs/>
+          <w:sz w:val="30"/>
+          <w:szCs w:val="30"/>
+        </w:rPr>
+        <w:tab/>
+      </w:r>
+      <w:r>
+        <w:rPr>
+          <w:rFonts w:ascii="Times New Roman" w:hAnsi="Times New Roman" w:cs="Times New Roman"/>
+          <w:bCs/>
+          <w:sz w:val="30"/>
+          <w:szCs w:val="30"/>
+        </w:rPr>
+        <w:tab/>
+      </w:r>
+    </w:p>
+    <w:p>
+      <w:pPr>
+        <w:pStyle w:val="ListParagraph"/>
+        <w:jc w:val="both"/>
+        <w:rPr>
+          <w:rFonts w:ascii="Times New Roman" w:hAnsi="Times New Roman" w:cs="Times New Roman"/>
+          <w:bCs/>
+          <w:sz w:val="30"/>
+          <w:szCs w:val="30"/>
+        </w:rPr>
+      </w:pPr>
+      <w:r>
+        <w:rPr>
+          <w:rFonts w:ascii="Times New Roman" w:hAnsi="Times New Roman" w:cs="Times New Roman"/>
+          <w:bCs/>
+          <w:sz w:val="30"/>
+          <w:szCs w:val="30"/>
+        </w:rPr>
+        <w:tab/>
+        <w:t>Bài 3: Tạo Dockerfile chạy một ứng dụng React</w:t>
+      </w:r>
+      <w:r>
+        <w:rPr>
+          <w:rFonts w:ascii="Times New Roman" w:hAnsi="Times New Roman" w:cs="Times New Roman"/>
+          <w:bCs/>
+          <w:sz w:val="30"/>
+          <w:szCs w:val="30"/>
+        </w:rPr>
+        <w:tab/>
+      </w:r>
+      <w:r>
+        <w:rPr>
+          <w:rFonts w:ascii="Times New Roman" w:hAnsi="Times New Roman" w:cs="Times New Roman"/>
+          <w:bCs/>
+          <w:sz w:val="30"/>
+          <w:szCs w:val="30"/>
+        </w:rPr>
+        <w:tab/>
+      </w:r>
+    </w:p>
+    <w:p>
+      <w:pPr>
+        <w:pStyle w:val="ListParagraph"/>
+        <w:jc w:val="both"/>
+        <w:rPr>
+          <w:rFonts w:ascii="Times New Roman" w:hAnsi="Times New Roman" w:cs="Times New Roman"/>
+          <w:bCs/>
+          <w:sz w:val="30"/>
+          <w:szCs w:val="30"/>
+        </w:rPr>
+      </w:pPr>
+      <w:r>
+        <w:rPr>
+          <w:rFonts w:ascii="Times New Roman" w:hAnsi="Times New Roman" w:cs="Times New Roman"/>
+          <w:bCs/>
+          <w:sz w:val="30"/>
+          <w:szCs w:val="30"/>
+        </w:rPr>
+        <w:tab/>
+      </w:r>
+      <w:r>
+        <w:rPr>
+          <w:rFonts w:ascii="Times New Roman" w:hAnsi="Times New Roman" w:cs="Times New Roman"/>
+          <w:bCs/>
+          <w:sz w:val="30"/>
+          <w:szCs w:val="30"/>
+        </w:rPr>
+        <w:tab/>
+        <w:t>Yêu cầu:</w:t>
+      </w:r>
+      <w:r>
+        <w:rPr>
+          <w:rFonts w:ascii="Times New Roman" w:hAnsi="Times New Roman" w:cs="Times New Roman"/>
+          <w:bCs/>
+          <w:sz w:val="30"/>
+          <w:szCs w:val="30"/>
+        </w:rPr>
+        <w:tab/>
+      </w:r>
+    </w:p>
+    <w:p>
+      <w:pPr>
+        <w:pStyle w:val="ListParagraph"/>
+        <w:jc w:val="both"/>
+        <w:rPr>
+          <w:rFonts w:ascii="Times New Roman" w:hAnsi="Times New Roman" w:cs="Times New Roman"/>
+          <w:bCs/>
+          <w:sz w:val="30"/>
+          <w:szCs w:val="30"/>
+        </w:rPr>
+      </w:pPr>
+      <w:r>
+        <w:rPr>
+          <w:rFonts w:ascii="Times New Roman" w:hAnsi="Times New Roman" w:cs="Times New Roman"/>
+          <w:bCs/>
+          <w:sz w:val="30"/>
+          <w:szCs w:val="30"/>
+        </w:rPr>
+        <w:tab/>
+      </w:r>
+      <w:r>
+        <w:rPr>
+          <w:rFonts w:ascii="Times New Roman" w:hAnsi="Times New Roman" w:cs="Times New Roman"/>
+          <w:bCs/>
+          <w:sz w:val="30"/>
+          <w:szCs w:val="30"/>
+        </w:rPr>
+        <w:tab/>
+        <w:t>Viết Dockerfile để build và chạy một ứng dụng React.</w:t>
+      </w:r>
+      <w:r>
+        <w:rPr>
+          <w:rFonts w:ascii="Times New Roman" w:hAnsi="Times New Roman" w:cs="Times New Roman"/>
+          <w:bCs/>
+          <w:sz w:val="30"/>
+          <w:szCs w:val="30"/>
+        </w:rPr>
+        <w:tab/>
+      </w:r>
+    </w:p>
+    <w:p>
+      <w:pPr>
+        <w:pStyle w:val="ListParagraph"/>
+        <w:jc w:val="both"/>
+        <w:rPr>
+          <w:rFonts w:ascii="Times New Roman" w:hAnsi="Times New Roman" w:cs="Times New Roman"/>
+          <w:bCs/>
+          <w:sz w:val="30"/>
+          <w:szCs w:val="30"/>
+        </w:rPr>
+      </w:pPr>
+      <w:r>
+        <w:rPr>
+          <w:rFonts w:ascii="Times New Roman" w:hAnsi="Times New Roman" w:cs="Times New Roman"/>
+          <w:bCs/>
+          <w:sz w:val="30"/>
+          <w:szCs w:val="30"/>
+        </w:rPr>
+        <w:tab/>
+      </w:r>
+      <w:r>
+        <w:rPr>
+          <w:rFonts w:ascii="Times New Roman" w:hAnsi="Times New Roman" w:cs="Times New Roman"/>
+          <w:bCs/>
+          <w:sz w:val="30"/>
+          <w:szCs w:val="30"/>
+        </w:rPr>
+        <w:tab/>
+        <w:t>Sử dụng node:18-alpine làm base image.</w:t>
+      </w:r>
+      <w:r>
+        <w:rPr>
+          <w:rFonts w:ascii="Times New Roman" w:hAnsi="Times New Roman" w:cs="Times New Roman"/>
+          <w:bCs/>
+          <w:sz w:val="30"/>
+          <w:szCs w:val="30"/>
+        </w:rPr>
+        <w:tab/>
+      </w:r>
+    </w:p>
+    <w:p>
+      <w:pPr>
+        <w:pStyle w:val="ListParagraph"/>
+        <w:jc w:val="both"/>
+        <w:rPr>
+          <w:rFonts w:ascii="Times New Roman" w:hAnsi="Times New Roman" w:cs="Times New Roman"/>
+          <w:bCs/>
+          <w:sz w:val="30"/>
+          <w:szCs w:val="30"/>
+        </w:rPr>
+      </w:pPr>
+      <w:r>
+        <w:rPr>
+          <w:rFonts w:ascii="Times New Roman" w:hAnsi="Times New Roman" w:cs="Times New Roman"/>
+          <w:bCs/>
+          <w:sz w:val="30"/>
+          <w:szCs w:val="30"/>
+        </w:rPr>
+        <w:tab/>
+      </w:r>
+      <w:r>
+        <w:rPr>
+          <w:rFonts w:ascii="Times New Roman" w:hAnsi="Times New Roman" w:cs="Times New Roman"/>
+          <w:bCs/>
+          <w:sz w:val="30"/>
+          <w:szCs w:val="30"/>
+        </w:rPr>
+        <w:drawing>
+          <wp:inline distT="0" distB="0" distL="0" distR="0" wp14:anchorId="7121FDA7" wp14:editId="4B6A650E">
+            <wp:extent cx="5943600" cy="3343275"/>
+            <wp:effectExtent l="0" t="0" r="0" b="9525"/>
+            <wp:docPr id="69519534" name="Picture 1"/>
+            <wp:cNvGraphicFramePr>
+              <a:graphicFrameLocks xmlns:a="http://schemas.openxmlformats.org/drawingml/2006/main" noChangeAspect="1"/>
+            </wp:cNvGraphicFramePr>
+            <a:graphic xmlns:a="http://schemas.openxmlformats.org/drawingml/2006/main">
+              <a:graphicData uri="http://schemas.openxmlformats.org/drawingml/2006/picture">
+                <pic:pic xmlns:pic="http://schemas.openxmlformats.org/drawingml/2006/picture">
+                  <pic:nvPicPr>
+                    <pic:cNvPr id="69519534" name=""/>
+                    <pic:cNvPicPr/>
+                  </pic:nvPicPr>
+                  <pic:blipFill>
+                    <a:blip r:embed="rId39"/>
+                    <a:stretch>
+                      <a:fillRect/>
+                    </a:stretch>
+                  </pic:blipFill>
+                  <pic:spPr>
+                    <a:xfrm>
+                      <a:off x="0" y="0"/>
+                      <a:ext cx="5943600" cy="3343275"/>
+                    </a:xfrm>
+                    <a:prstGeom prst="rect">
+                      <a:avLst/>
+                    </a:prstGeom>
+                  </pic:spPr>
+                </pic:pic>
+              </a:graphicData>
+            </a:graphic>
+          </wp:inline>
+        </w:drawing>
+      </w:r>
+    </w:p>
+    <w:p>
+      <w:pPr>
+        <w:pStyle w:val="ListParagraph"/>
+        <w:jc w:val="both"/>
+        <w:rPr>
+          <w:rFonts w:ascii="Times New Roman" w:hAnsi="Times New Roman" w:cs="Times New Roman"/>
+          <w:bCs/>
+          <w:sz w:val="30"/>
+          <w:szCs w:val="30"/>
+        </w:rPr>
+      </w:pPr>
+      <w:r>
+        <w:rPr>
+          <w:rFonts w:ascii="Times New Roman" w:hAnsi="Times New Roman" w:cs="Times New Roman"/>
+          <w:bCs/>
+          <w:sz w:val="30"/>
+          <w:szCs w:val="30"/>
+        </w:rPr>
+        <w:tab/>
+        <w:t>Bài 4: Tạo Dockerfile chạy một trang web tĩnh bằng Nginx</w:t>
+      </w:r>
+      <w:r>
+        <w:rPr>
+          <w:rFonts w:ascii="Times New Roman" w:hAnsi="Times New Roman" w:cs="Times New Roman"/>
+          <w:bCs/>
+          <w:sz w:val="30"/>
+          <w:szCs w:val="30"/>
+        </w:rPr>
+        <w:tab/>
+      </w:r>
+      <w:r>
+        <w:rPr>
+          <w:rFonts w:ascii="Times New Roman" w:hAnsi="Times New Roman" w:cs="Times New Roman"/>
+          <w:bCs/>
+          <w:sz w:val="30"/>
+          <w:szCs w:val="30"/>
+        </w:rPr>
+        <w:tab/>
+      </w:r>
+    </w:p>
+    <w:p>
+      <w:pPr>
+        <w:pStyle w:val="ListParagraph"/>
+        <w:jc w:val="both"/>
+        <w:rPr>
+          <w:rFonts w:ascii="Times New Roman" w:hAnsi="Times New Roman" w:cs="Times New Roman"/>
+          <w:bCs/>
+          <w:sz w:val="30"/>
+          <w:szCs w:val="30"/>
+        </w:rPr>
+      </w:pPr>
+      <w:r>
+        <w:rPr>
+          <w:rFonts w:ascii="Times New Roman" w:hAnsi="Times New Roman" w:cs="Times New Roman"/>
+          <w:bCs/>
+          <w:sz w:val="30"/>
+          <w:szCs w:val="30"/>
+        </w:rPr>
+        <w:tab/>
+      </w:r>
+      <w:r>
+        <w:rPr>
+          <w:rFonts w:ascii="Times New Roman" w:hAnsi="Times New Roman" w:cs="Times New Roman"/>
+          <w:bCs/>
+          <w:sz w:val="30"/>
+          <w:szCs w:val="30"/>
+        </w:rPr>
+        <w:tab/>
+        <w:t>Yêu cầu:</w:t>
+      </w:r>
+      <w:r>
+        <w:rPr>
+          <w:rFonts w:ascii="Times New Roman" w:hAnsi="Times New Roman" w:cs="Times New Roman"/>
+          <w:bCs/>
+          <w:sz w:val="30"/>
+          <w:szCs w:val="30"/>
+        </w:rPr>
+        <w:tab/>
+      </w:r>
+    </w:p>
+    <w:p>
+      <w:pPr>
+        <w:pStyle w:val="ListParagraph"/>
+        <w:jc w:val="both"/>
+        <w:rPr>
+          <w:rFonts w:ascii="Times New Roman" w:hAnsi="Times New Roman" w:cs="Times New Roman"/>
+          <w:bCs/>
+          <w:sz w:val="30"/>
+          <w:szCs w:val="30"/>
+        </w:rPr>
+      </w:pPr>
+      <w:r>
+        <w:rPr>
+          <w:rFonts w:ascii="Times New Roman" w:hAnsi="Times New Roman" w:cs="Times New Roman"/>
+          <w:bCs/>
+          <w:sz w:val="30"/>
+          <w:szCs w:val="30"/>
+        </w:rPr>
+        <w:tab/>
+      </w:r>
+      <w:r>
+        <w:rPr>
+          <w:rFonts w:ascii="Times New Roman" w:hAnsi="Times New Roman" w:cs="Times New Roman"/>
+          <w:bCs/>
+          <w:sz w:val="30"/>
+          <w:szCs w:val="30"/>
+        </w:rPr>
+        <w:tab/>
+        <w:t>Tạo một file index.html đơn giản và sử dụng nginx:latest để phục vụ trang web.</w:t>
+      </w:r>
+    </w:p>
+    <w:p>
+      <w:pPr>
+        <w:pStyle w:val="ListParagraph"/>
+        <w:jc w:val="both"/>
+        <w:rPr>
+          <w:rFonts w:ascii="Times New Roman" w:hAnsi="Times New Roman" w:cs="Times New Roman"/>
+          <w:bCs/>
+          <w:sz w:val="30"/>
+          <w:szCs w:val="30"/>
+        </w:rPr>
+      </w:pPr>
+      <w:r>
+        <w:rPr>
+          <w:rFonts w:ascii="Times New Roman" w:hAnsi="Times New Roman" w:cs="Times New Roman"/>
+          <w:bCs/>
+          <w:sz w:val="30"/>
+          <w:szCs w:val="30"/>
+        </w:rPr>
+        <w:lastRenderedPageBreak/>
+        <w:drawing>
+          <wp:inline distT="0" distB="0" distL="0" distR="0" wp14:anchorId="604D674A" wp14:editId="652E2A26">
+            <wp:extent cx="5943600" cy="3343275"/>
+            <wp:effectExtent l="0" t="0" r="0" b="9525"/>
+            <wp:docPr id="53316095" name="Picture 1"/>
+            <wp:cNvGraphicFramePr>
+              <a:graphicFrameLocks xmlns:a="http://schemas.openxmlformats.org/drawingml/2006/main" noChangeAspect="1"/>
+            </wp:cNvGraphicFramePr>
+            <a:graphic xmlns:a="http://schemas.openxmlformats.org/drawingml/2006/main">
+              <a:graphicData uri="http://schemas.openxmlformats.org/drawingml/2006/picture">
+                <pic:pic xmlns:pic="http://schemas.openxmlformats.org/drawingml/2006/picture">
+                  <pic:nvPicPr>
+                    <pic:cNvPr id="53316095" name=""/>
+                    <pic:cNvPicPr/>
+                  </pic:nvPicPr>
+                  <pic:blipFill>
+                    <a:blip r:embed="rId40"/>
+                    <a:stretch>
+                      <a:fillRect/>
+                    </a:stretch>
+                  </pic:blipFill>
+                  <pic:spPr>
+                    <a:xfrm>
+                      <a:off x="0" y="0"/>
+                      <a:ext cx="5943600" cy="3343275"/>
+                    </a:xfrm>
+                    <a:prstGeom prst="rect">
+                      <a:avLst/>
+                    </a:prstGeom>
+                  </pic:spPr>
+                </pic:pic>
+              </a:graphicData>
+            </a:graphic>
+          </wp:inline>
+        </w:drawing>
+      </w:r>
+      <w:r>
+        <w:rPr>
+          <w:rFonts w:ascii="Times New Roman" w:hAnsi="Times New Roman" w:cs="Times New Roman"/>
+          <w:bCs/>
+          <w:sz w:val="30"/>
+          <w:szCs w:val="30"/>
+        </w:rPr>
+        <w:tab/>
+      </w:r>
+    </w:p>
+    <w:p>
+      <w:pPr>
+        <w:pStyle w:val="ListParagraph"/>
+        <w:jc w:val="both"/>
+        <w:rPr>
+          <w:rFonts w:ascii="Times New Roman" w:hAnsi="Times New Roman" w:cs="Times New Roman"/>
+          <w:bCs/>
+          <w:sz w:val="30"/>
+          <w:szCs w:val="30"/>
+        </w:rPr>
+      </w:pPr>
+      <w:r>
+        <w:rPr>
+          <w:rFonts w:ascii="Times New Roman" w:hAnsi="Times New Roman" w:cs="Times New Roman"/>
+          <w:bCs/>
+          <w:sz w:val="30"/>
+          <w:szCs w:val="30"/>
+        </w:rPr>
+        <w:tab/>
+      </w:r>
+      <w:r>
+        <w:rPr>
+          <w:rFonts w:ascii="Times New Roman" w:hAnsi="Times New Roman" w:cs="Times New Roman"/>
+          <w:bCs/>
+          <w:sz w:val="30"/>
+          <w:szCs w:val="30"/>
+        </w:rPr>
+        <w:tab/>
+      </w:r>
+      <w:r>
+        <w:rPr>
+          <w:rFonts w:ascii="Times New Roman" w:hAnsi="Times New Roman" w:cs="Times New Roman"/>
+          <w:bCs/>
+          <w:sz w:val="30"/>
+          <w:szCs w:val="30"/>
+        </w:rPr>
+        <w:tab/>
+      </w:r>
+    </w:p>
+    <w:p>
+      <w:pPr>
+        <w:pStyle w:val="ListParagraph"/>
+        <w:jc w:val="both"/>
+        <w:rPr>
+          <w:rFonts w:ascii="Times New Roman" w:hAnsi="Times New Roman" w:cs="Times New Roman"/>
+          <w:bCs/>
+          <w:sz w:val="30"/>
+          <w:szCs w:val="30"/>
+        </w:rPr>
+      </w:pPr>
+      <w:r>
+        <w:rPr>
+          <w:rFonts w:ascii="Times New Roman" w:hAnsi="Times New Roman" w:cs="Times New Roman"/>
+          <w:bCs/>
+          <w:sz w:val="30"/>
+          <w:szCs w:val="30"/>
+        </w:rPr>
+        <w:tab/>
+        <w:t>Bài 5: Tạo Dockerfile cho ứng dụng Go</w:t>
+      </w:r>
+      <w:r>
+        <w:rPr>
+          <w:rFonts w:ascii="Times New Roman" w:hAnsi="Times New Roman" w:cs="Times New Roman"/>
+          <w:bCs/>
+          <w:sz w:val="30"/>
+          <w:szCs w:val="30"/>
+        </w:rPr>
+        <w:tab/>
+      </w:r>
+      <w:r>
+        <w:rPr>
+          <w:rFonts w:ascii="Times New Roman" w:hAnsi="Times New Roman" w:cs="Times New Roman"/>
+          <w:bCs/>
+          <w:sz w:val="30"/>
+          <w:szCs w:val="30"/>
+        </w:rPr>
+        <w:tab/>
+      </w:r>
+    </w:p>
+    <w:p>
+      <w:pPr>
+        <w:pStyle w:val="ListParagraph"/>
+        <w:jc w:val="both"/>
+        <w:rPr>
+          <w:rFonts w:ascii="Times New Roman" w:hAnsi="Times New Roman" w:cs="Times New Roman"/>
+          <w:bCs/>
+          <w:sz w:val="30"/>
+          <w:szCs w:val="30"/>
+        </w:rPr>
+      </w:pPr>
+      <w:r>
+        <w:rPr>
+          <w:rFonts w:ascii="Times New Roman" w:hAnsi="Times New Roman" w:cs="Times New Roman"/>
+          <w:bCs/>
+          <w:sz w:val="30"/>
+          <w:szCs w:val="30"/>
+        </w:rPr>
+        <w:tab/>
+      </w:r>
+      <w:r>
+        <w:rPr>
+          <w:rFonts w:ascii="Times New Roman" w:hAnsi="Times New Roman" w:cs="Times New Roman"/>
+          <w:bCs/>
+          <w:sz w:val="30"/>
+          <w:szCs w:val="30"/>
+        </w:rPr>
+        <w:tab/>
+        <w:t>Yêu cầu:</w:t>
+      </w:r>
+      <w:r>
+        <w:rPr>
+          <w:rFonts w:ascii="Times New Roman" w:hAnsi="Times New Roman" w:cs="Times New Roman"/>
+          <w:bCs/>
+          <w:sz w:val="30"/>
+          <w:szCs w:val="30"/>
+        </w:rPr>
+        <w:tab/>
+      </w:r>
+    </w:p>
+    <w:p>
+      <w:pPr>
+        <w:pStyle w:val="ListParagraph"/>
+        <w:jc w:val="both"/>
+        <w:rPr>
+          <w:rFonts w:ascii="Times New Roman" w:hAnsi="Times New Roman" w:cs="Times New Roman"/>
+          <w:bCs/>
+          <w:sz w:val="30"/>
+          <w:szCs w:val="30"/>
+        </w:rPr>
+      </w:pPr>
+      <w:r>
+        <w:rPr>
+          <w:rFonts w:ascii="Times New Roman" w:hAnsi="Times New Roman" w:cs="Times New Roman"/>
+          <w:bCs/>
+          <w:sz w:val="30"/>
+          <w:szCs w:val="30"/>
+        </w:rPr>
+        <w:tab/>
+      </w:r>
+      <w:r>
+        <w:rPr>
+          <w:rFonts w:ascii="Times New Roman" w:hAnsi="Times New Roman" w:cs="Times New Roman"/>
+          <w:bCs/>
+          <w:sz w:val="30"/>
+          <w:szCs w:val="30"/>
+        </w:rPr>
+        <w:tab/>
+        <w:t>Viết Dockerfile để build và chạy một ứng dụng Go đơn giản.</w:t>
+      </w:r>
+      <w:r>
+        <w:rPr>
+          <w:rFonts w:ascii="Times New Roman" w:hAnsi="Times New Roman" w:cs="Times New Roman"/>
+          <w:bCs/>
+          <w:sz w:val="30"/>
+          <w:szCs w:val="30"/>
+        </w:rPr>
+        <w:tab/>
+      </w:r>
+      <w:r>
+        <w:rPr>
+          <w:rFonts w:ascii="Times New Roman" w:hAnsi="Times New Roman" w:cs="Times New Roman"/>
+          <w:bCs/>
+          <w:sz w:val="30"/>
+          <w:szCs w:val="30"/>
+        </w:rPr>
+        <w:drawing>
+          <wp:inline distT="0" distB="0" distL="0" distR="0" wp14:anchorId="6DE086C5" wp14:editId="599F283B">
+            <wp:extent cx="3419952" cy="695422"/>
+            <wp:effectExtent l="0" t="0" r="9525" b="9525"/>
+            <wp:docPr id="1549227976" name="Picture 1"/>
+            <wp:cNvGraphicFramePr>
+              <a:graphicFrameLocks xmlns:a="http://schemas.openxmlformats.org/drawingml/2006/main" noChangeAspect="1"/>
+            </wp:cNvGraphicFramePr>
+            <a:graphic xmlns:a="http://schemas.openxmlformats.org/drawingml/2006/main">
+              <a:graphicData uri="http://schemas.openxmlformats.org/drawingml/2006/picture">
+                <pic:pic xmlns:pic="http://schemas.openxmlformats.org/drawingml/2006/picture">
+                  <pic:nvPicPr>
+                    <pic:cNvPr id="1549227976" name=""/>
+                    <pic:cNvPicPr/>
+                  </pic:nvPicPr>
+                  <pic:blipFill>
+                    <a:blip r:embed="rId41"/>
+                    <a:stretch>
+                      <a:fillRect/>
+                    </a:stretch>
+                  </pic:blipFill>
+                  <pic:spPr>
+                    <a:xfrm>
+                      <a:off x="0" y="0"/>
+                      <a:ext cx="3419952" cy="695422"/>
+                    </a:xfrm>
+                    <a:prstGeom prst="rect">
+                      <a:avLst/>
+                    </a:prstGeom>
+                  </pic:spPr>
+                </pic:pic>
+              </a:graphicData>
+            </a:graphic>
+          </wp:inline>
+        </w:drawing>
+      </w:r>
+    </w:p>
+    <w:p>
+      <w:pPr>
+        <w:pStyle w:val="ListParagraph"/>
+        <w:jc w:val="both"/>
+        <w:rPr>
+          <w:rFonts w:ascii="Times New Roman" w:hAnsi="Times New Roman" w:cs="Times New Roman"/>
+          <w:bCs/>
+          <w:sz w:val="30"/>
+          <w:szCs w:val="30"/>
+        </w:rPr>
+      </w:pPr>
+      <w:r>
+        <w:rPr>
+          <w:rFonts w:ascii="Times New Roman" w:hAnsi="Times New Roman" w:cs="Times New Roman"/>
+          <w:bCs/>
+          <w:sz w:val="30"/>
+          <w:szCs w:val="30"/>
+        </w:rPr>
+        <w:tab/>
+      </w:r>
+      <w:r>
+        <w:rPr>
+          <w:rFonts w:ascii="Times New Roman" w:hAnsi="Times New Roman" w:cs="Times New Roman"/>
+          <w:bCs/>
+          <w:sz w:val="30"/>
+          <w:szCs w:val="30"/>
+        </w:rPr>
+        <w:tab/>
+      </w:r>
+      <w:r>
+        <w:rPr>
+          <w:rFonts w:ascii="Times New Roman" w:hAnsi="Times New Roman" w:cs="Times New Roman"/>
+          <w:bCs/>
+          <w:sz w:val="30"/>
+          <w:szCs w:val="30"/>
+        </w:rPr>
+        <w:tab/>
+      </w:r>
+    </w:p>
+    <w:p>
+      <w:pPr>
+        <w:pStyle w:val="ListParagraph"/>
+        <w:jc w:val="both"/>
+        <w:rPr>
+          <w:rFonts w:ascii="Times New Roman" w:hAnsi="Times New Roman" w:cs="Times New Roman"/>
+          <w:bCs/>
+          <w:sz w:val="30"/>
+          <w:szCs w:val="30"/>
+        </w:rPr>
+      </w:pPr>
+      <w:r>
+        <w:rPr>
+          <w:rFonts w:ascii="Times New Roman" w:hAnsi="Times New Roman" w:cs="Times New Roman"/>
+          <w:bCs/>
+          <w:sz w:val="30"/>
+          <w:szCs w:val="30"/>
+        </w:rPr>
+        <w:tab/>
+        <w:t>Bài 6: Sử dụng Multi-stage Build trong Dockerfile</w:t>
+      </w:r>
+      <w:r>
+        <w:rPr>
+          <w:rFonts w:ascii="Times New Roman" w:hAnsi="Times New Roman" w:cs="Times New Roman"/>
+          <w:bCs/>
+          <w:sz w:val="30"/>
+          <w:szCs w:val="30"/>
+        </w:rPr>
+        <w:tab/>
+      </w:r>
+      <w:r>
+        <w:rPr>
+          <w:rFonts w:ascii="Times New Roman" w:hAnsi="Times New Roman" w:cs="Times New Roman"/>
+          <w:bCs/>
+          <w:sz w:val="30"/>
+          <w:szCs w:val="30"/>
+        </w:rPr>
+        <w:tab/>
+      </w:r>
+    </w:p>
+    <w:p>
+      <w:pPr>
+        <w:pStyle w:val="ListParagraph"/>
+        <w:jc w:val="both"/>
+        <w:rPr>
+          <w:rFonts w:ascii="Times New Roman" w:hAnsi="Times New Roman" w:cs="Times New Roman"/>
+          <w:bCs/>
+          <w:sz w:val="30"/>
+          <w:szCs w:val="30"/>
+        </w:rPr>
+      </w:pPr>
+      <w:r>
+        <w:rPr>
+          <w:rFonts w:ascii="Times New Roman" w:hAnsi="Times New Roman" w:cs="Times New Roman"/>
+          <w:bCs/>
+          <w:sz w:val="30"/>
+          <w:szCs w:val="30"/>
+        </w:rPr>
+        <w:tab/>
+      </w:r>
+      <w:r>
+        <w:rPr>
+          <w:rFonts w:ascii="Times New Roman" w:hAnsi="Times New Roman" w:cs="Times New Roman"/>
+          <w:bCs/>
+          <w:sz w:val="30"/>
+          <w:szCs w:val="30"/>
+        </w:rPr>
+        <w:tab/>
+        <w:t>Viết Dockerfile để build một ứng dụng Node.js với hai stage:</w:t>
+      </w:r>
+      <w:r>
+        <w:rPr>
+          <w:rFonts w:ascii="Times New Roman" w:hAnsi="Times New Roman" w:cs="Times New Roman"/>
+          <w:bCs/>
+          <w:sz w:val="30"/>
+          <w:szCs w:val="30"/>
+        </w:rPr>
+        <w:tab/>
+      </w:r>
+    </w:p>
+    <w:p>
+      <w:pPr>
+        <w:pStyle w:val="ListParagraph"/>
+        <w:jc w:val="both"/>
+        <w:rPr>
+          <w:rFonts w:ascii="Times New Roman" w:hAnsi="Times New Roman" w:cs="Times New Roman"/>
+          <w:bCs/>
+          <w:sz w:val="30"/>
+          <w:szCs w:val="30"/>
+        </w:rPr>
+      </w:pPr>
+      <w:r>
+        <w:rPr>
+          <w:rFonts w:ascii="Times New Roman" w:hAnsi="Times New Roman" w:cs="Times New Roman"/>
+          <w:bCs/>
+          <w:sz w:val="30"/>
+          <w:szCs w:val="30"/>
+        </w:rPr>
+        <w:tab/>
+      </w:r>
+      <w:r>
+        <w:rPr>
+          <w:rFonts w:ascii="Times New Roman" w:hAnsi="Times New Roman" w:cs="Times New Roman"/>
+          <w:bCs/>
+          <w:sz w:val="30"/>
+          <w:szCs w:val="30"/>
+        </w:rPr>
+        <w:tab/>
+        <w:t>Stage 1: Dùng node:18 để build code.</w:t>
+      </w:r>
+      <w:r>
+        <w:rPr>
+          <w:rFonts w:ascii="Times New Roman" w:hAnsi="Times New Roman" w:cs="Times New Roman"/>
+          <w:bCs/>
+          <w:sz w:val="30"/>
+          <w:szCs w:val="30"/>
+        </w:rPr>
+        <w:tab/>
+      </w:r>
+    </w:p>
+    <w:p>
+      <w:pPr>
+        <w:pStyle w:val="ListParagraph"/>
+        <w:jc w:val="both"/>
+        <w:rPr>
+          <w:rFonts w:ascii="Times New Roman" w:hAnsi="Times New Roman" w:cs="Times New Roman"/>
+          <w:bCs/>
+          <w:sz w:val="30"/>
+          <w:szCs w:val="30"/>
+        </w:rPr>
+      </w:pPr>
+      <w:r>
+        <w:rPr>
+          <w:rFonts w:ascii="Times New Roman" w:hAnsi="Times New Roman" w:cs="Times New Roman"/>
+          <w:bCs/>
+          <w:sz w:val="30"/>
+          <w:szCs w:val="30"/>
+        </w:rPr>
+        <w:tab/>
+      </w:r>
+      <w:r>
+        <w:rPr>
+          <w:rFonts w:ascii="Times New Roman" w:hAnsi="Times New Roman" w:cs="Times New Roman"/>
+          <w:bCs/>
+          <w:sz w:val="30"/>
+          <w:szCs w:val="30"/>
+        </w:rPr>
+        <w:tab/>
+        <w:t>Stage 2: Dùng node:18-alpine để chạy ứng dụng đã build.</w:t>
+      </w:r>
+      <w:r>
+        <w:rPr>
+          <w:rFonts w:ascii="Times New Roman" w:hAnsi="Times New Roman" w:cs="Times New Roman"/>
+          <w:bCs/>
+          <w:sz w:val="30"/>
+          <w:szCs w:val="30"/>
+        </w:rPr>
+        <w:tab/>
+      </w:r>
+    </w:p>
+    <w:p>
+      <w:pPr>
+        <w:pStyle w:val="ListParagraph"/>
+        <w:jc w:val="both"/>
+        <w:rPr>
+          <w:rFonts w:ascii="Times New Roman" w:hAnsi="Times New Roman" w:cs="Times New Roman"/>
+          <w:bCs/>
+          <w:sz w:val="30"/>
+          <w:szCs w:val="30"/>
+        </w:rPr>
+      </w:pPr>
+      <w:r>
+        <w:rPr>
+          <w:rFonts w:ascii="Times New Roman" w:hAnsi="Times New Roman" w:cs="Times New Roman"/>
+          <w:bCs/>
+          <w:sz w:val="30"/>
+          <w:szCs w:val="30"/>
+        </w:rPr>
+        <w:tab/>
+      </w:r>
+      <w:r>
+        <w:rPr>
+          <w:rFonts w:ascii="Times New Roman" w:hAnsi="Times New Roman" w:cs="Times New Roman"/>
+          <w:bCs/>
+          <w:sz w:val="30"/>
+          <w:szCs w:val="30"/>
+        </w:rPr>
+        <w:tab/>
+      </w:r>
+      <w:r>
+        <w:rPr>
+          <w:rFonts w:ascii="Times New Roman" w:hAnsi="Times New Roman" w:cs="Times New Roman"/>
+          <w:bCs/>
+          <w:sz w:val="30"/>
+          <w:szCs w:val="30"/>
+        </w:rPr>
+        <w:tab/>
+      </w:r>
+    </w:p>
+    <w:p>
+      <w:pPr>
+        <w:pStyle w:val="ListParagraph"/>
+        <w:jc w:val="both"/>
+        <w:rPr>
+          <w:rFonts w:ascii="Times New Roman" w:hAnsi="Times New Roman" w:cs="Times New Roman"/>
+          <w:bCs/>
+          <w:sz w:val="30"/>
+          <w:szCs w:val="30"/>
+        </w:rPr>
+      </w:pPr>
+      <w:r>
+        <w:rPr>
+          <w:rFonts w:ascii="Times New Roman" w:hAnsi="Times New Roman" w:cs="Times New Roman"/>
+          <w:bCs/>
+          <w:sz w:val="30"/>
+          <w:szCs w:val="30"/>
+        </w:rPr>
+        <w:tab/>
+        <w:t>Bài 7: Sử dụng biến môi trường trong Dockerfile</w:t>
+      </w:r>
+      <w:r>
+        <w:rPr>
+          <w:rFonts w:ascii="Times New Roman" w:hAnsi="Times New Roman" w:cs="Times New Roman"/>
+          <w:bCs/>
+          <w:sz w:val="30"/>
+          <w:szCs w:val="30"/>
+        </w:rPr>
+        <w:tab/>
+      </w:r>
+      <w:r>
+        <w:rPr>
+          <w:rFonts w:ascii="Times New Roman" w:hAnsi="Times New Roman" w:cs="Times New Roman"/>
+          <w:bCs/>
+          <w:sz w:val="30"/>
+          <w:szCs w:val="30"/>
+        </w:rPr>
+        <w:tab/>
+      </w:r>
+    </w:p>
+    <w:p>
+      <w:pPr>
+        <w:pStyle w:val="ListParagraph"/>
+        <w:jc w:val="both"/>
+        <w:rPr>
+          <w:rFonts w:ascii="Times New Roman" w:hAnsi="Times New Roman" w:cs="Times New Roman"/>
+          <w:bCs/>
+          <w:sz w:val="30"/>
+          <w:szCs w:val="30"/>
+        </w:rPr>
+      </w:pPr>
+      <w:r>
+        <w:rPr>
+          <w:rFonts w:ascii="Times New Roman" w:hAnsi="Times New Roman" w:cs="Times New Roman"/>
+          <w:bCs/>
+          <w:sz w:val="30"/>
+          <w:szCs w:val="30"/>
+        </w:rPr>
+        <w:tab/>
+      </w:r>
+      <w:r>
+        <w:rPr>
+          <w:rFonts w:ascii="Times New Roman" w:hAnsi="Times New Roman" w:cs="Times New Roman"/>
+          <w:bCs/>
+          <w:sz w:val="30"/>
+          <w:szCs w:val="30"/>
+        </w:rPr>
+        <w:tab/>
+        <w:t>Yêu cầu:</w:t>
+      </w:r>
+      <w:r>
+        <w:rPr>
+          <w:rFonts w:ascii="Times New Roman" w:hAnsi="Times New Roman" w:cs="Times New Roman"/>
+          <w:bCs/>
+          <w:sz w:val="30"/>
+          <w:szCs w:val="30"/>
+        </w:rPr>
+        <w:tab/>
+      </w:r>
+    </w:p>
+    <w:p>
+      <w:pPr>
+        <w:pStyle w:val="ListParagraph"/>
+        <w:jc w:val="both"/>
+        <w:rPr>
+          <w:rFonts w:ascii="Times New Roman" w:hAnsi="Times New Roman" w:cs="Times New Roman"/>
+          <w:bCs/>
+          <w:sz w:val="30"/>
+          <w:szCs w:val="30"/>
+        </w:rPr>
+      </w:pPr>
+      <w:r>
+        <w:rPr>
+          <w:rFonts w:ascii="Times New Roman" w:hAnsi="Times New Roman" w:cs="Times New Roman"/>
+          <w:bCs/>
+          <w:sz w:val="30"/>
+          <w:szCs w:val="30"/>
+        </w:rPr>
+        <w:tab/>
+      </w:r>
+      <w:r>
+        <w:rPr>
+          <w:rFonts w:ascii="Times New Roman" w:hAnsi="Times New Roman" w:cs="Times New Roman"/>
+          <w:bCs/>
+          <w:sz w:val="30"/>
+          <w:szCs w:val="30"/>
+        </w:rPr>
+        <w:tab/>
+        <w:t>Viết Dockerfile cho ứng dụng Python đọc biến môi trường APP_ENV và in ra màn hình.</w:t>
+      </w:r>
+      <w:r>
+        <w:rPr>
+          <w:rFonts w:ascii="Times New Roman" w:hAnsi="Times New Roman" w:cs="Times New Roman"/>
+          <w:bCs/>
+          <w:sz w:val="30"/>
+          <w:szCs w:val="30"/>
+        </w:rPr>
+        <w:tab/>
+      </w:r>
+    </w:p>
+    <w:p>
+      <w:pPr>
+        <w:pStyle w:val="ListParagraph"/>
+        <w:jc w:val="both"/>
+        <w:rPr>
+          <w:rFonts w:ascii="Times New Roman" w:hAnsi="Times New Roman" w:cs="Times New Roman"/>
+          <w:bCs/>
+          <w:sz w:val="30"/>
+          <w:szCs w:val="30"/>
+        </w:rPr>
+      </w:pPr>
+      <w:r>
+        <w:rPr>
+          <w:rFonts w:ascii="Times New Roman" w:hAnsi="Times New Roman" w:cs="Times New Roman"/>
+          <w:bCs/>
+          <w:sz w:val="30"/>
+          <w:szCs w:val="30"/>
+        </w:rPr>
+        <w:tab/>
+      </w:r>
+      <w:r>
+        <w:rPr>
+          <w:rFonts w:ascii="Times New Roman" w:hAnsi="Times New Roman" w:cs="Times New Roman"/>
+          <w:bCs/>
+          <w:sz w:val="30"/>
+          <w:szCs w:val="30"/>
+        </w:rPr>
+        <w:tab/>
+        <w:t>Sử dụng ENV APP_ENV=development trong Dockerfile.</w:t>
+      </w:r>
+      <w:r>
+        <w:rPr>
+          <w:rFonts w:ascii="Times New Roman" w:hAnsi="Times New Roman" w:cs="Times New Roman"/>
+          <w:bCs/>
+          <w:sz w:val="30"/>
+          <w:szCs w:val="30"/>
+        </w:rPr>
+        <w:tab/>
+      </w:r>
+    </w:p>
+    <w:p>
+      <w:pPr>
+        <w:pStyle w:val="ListParagraph"/>
+        <w:jc w:val="both"/>
+        <w:rPr>
+          <w:rFonts w:ascii="Times New Roman" w:hAnsi="Times New Roman" w:cs="Times New Roman"/>
+          <w:bCs/>
+          <w:sz w:val="30"/>
+          <w:szCs w:val="30"/>
+        </w:rPr>
+      </w:pPr>
+      <w:r>
+        <w:rPr>
+          <w:rFonts w:ascii="Times New Roman" w:hAnsi="Times New Roman" w:cs="Times New Roman"/>
+          <w:bCs/>
+          <w:sz w:val="30"/>
+          <w:szCs w:val="30"/>
+        </w:rPr>
+        <w:lastRenderedPageBreak/>
+        <w:tab/>
+      </w:r>
+      <w:r>
+        <w:rPr>
+          <w:rFonts w:ascii="Times New Roman" w:hAnsi="Times New Roman" w:cs="Times New Roman"/>
+          <w:bCs/>
+          <w:sz w:val="30"/>
+          <w:szCs w:val="30"/>
+        </w:rPr>
+        <w:tab/>
+      </w:r>
+      <w:r>
+        <w:rPr>
+          <w:rFonts w:ascii="Times New Roman" w:hAnsi="Times New Roman" w:cs="Times New Roman"/>
+          <w:bCs/>
+          <w:sz w:val="30"/>
+          <w:szCs w:val="30"/>
+        </w:rPr>
+        <w:tab/>
+      </w:r>
+    </w:p>
+    <w:p>
+      <w:pPr>
+        <w:pStyle w:val="ListParagraph"/>
+        <w:jc w:val="both"/>
+        <w:rPr>
+          <w:rFonts w:ascii="Times New Roman" w:hAnsi="Times New Roman" w:cs="Times New Roman"/>
+          <w:bCs/>
+          <w:sz w:val="30"/>
+          <w:szCs w:val="30"/>
+        </w:rPr>
+      </w:pPr>
+      <w:r>
+        <w:rPr>
+          <w:rFonts w:ascii="Times New Roman" w:hAnsi="Times New Roman" w:cs="Times New Roman"/>
+          <w:bCs/>
+          <w:sz w:val="30"/>
+          <w:szCs w:val="30"/>
+        </w:rPr>
+        <w:tab/>
+        <w:t>Bài 8: Tạo Dockerfile cho PostgreSQL tùy chỉnh</w:t>
+      </w:r>
+      <w:r>
+        <w:rPr>
+          <w:rFonts w:ascii="Times New Roman" w:hAnsi="Times New Roman" w:cs="Times New Roman"/>
+          <w:bCs/>
+          <w:sz w:val="30"/>
+          <w:szCs w:val="30"/>
+        </w:rPr>
+        <w:tab/>
+      </w:r>
+      <w:r>
+        <w:rPr>
+          <w:rFonts w:ascii="Times New Roman" w:hAnsi="Times New Roman" w:cs="Times New Roman"/>
+          <w:bCs/>
+          <w:sz w:val="30"/>
+          <w:szCs w:val="30"/>
+        </w:rPr>
+        <w:tab/>
+      </w:r>
+    </w:p>
+    <w:p>
+      <w:pPr>
+        <w:pStyle w:val="ListParagraph"/>
+        <w:jc w:val="both"/>
+        <w:rPr>
+          <w:rFonts w:ascii="Times New Roman" w:hAnsi="Times New Roman" w:cs="Times New Roman"/>
+          <w:bCs/>
+          <w:sz w:val="30"/>
+          <w:szCs w:val="30"/>
+        </w:rPr>
+      </w:pPr>
+      <w:r>
+        <w:rPr>
+          <w:rFonts w:ascii="Times New Roman" w:hAnsi="Times New Roman" w:cs="Times New Roman"/>
+          <w:bCs/>
+          <w:sz w:val="30"/>
+          <w:szCs w:val="30"/>
+        </w:rPr>
+        <w:tab/>
+      </w:r>
+      <w:r>
+        <w:rPr>
+          <w:rFonts w:ascii="Times New Roman" w:hAnsi="Times New Roman" w:cs="Times New Roman"/>
+          <w:bCs/>
+          <w:sz w:val="30"/>
+          <w:szCs w:val="30"/>
+        </w:rPr>
+        <w:tab/>
+        <w:t>Yêu cầu:</w:t>
+      </w:r>
+      <w:r>
+        <w:rPr>
+          <w:rFonts w:ascii="Times New Roman" w:hAnsi="Times New Roman" w:cs="Times New Roman"/>
+          <w:bCs/>
+          <w:sz w:val="30"/>
+          <w:szCs w:val="30"/>
+        </w:rPr>
+        <w:tab/>
+      </w:r>
+    </w:p>
+    <w:p>
+      <w:pPr>
+        <w:pStyle w:val="ListParagraph"/>
+        <w:jc w:val="both"/>
+        <w:rPr>
+          <w:rFonts w:ascii="Times New Roman" w:hAnsi="Times New Roman" w:cs="Times New Roman"/>
+          <w:bCs/>
+          <w:sz w:val="30"/>
+          <w:szCs w:val="30"/>
+        </w:rPr>
+      </w:pPr>
+      <w:r>
+        <w:rPr>
+          <w:rFonts w:ascii="Times New Roman" w:hAnsi="Times New Roman" w:cs="Times New Roman"/>
+          <w:bCs/>
+          <w:sz w:val="30"/>
+          <w:szCs w:val="30"/>
+        </w:rPr>
+        <w:tab/>
+      </w:r>
+      <w:r>
+        <w:rPr>
+          <w:rFonts w:ascii="Times New Roman" w:hAnsi="Times New Roman" w:cs="Times New Roman"/>
+          <w:bCs/>
+          <w:sz w:val="30"/>
+          <w:szCs w:val="30"/>
+        </w:rPr>
+        <w:tab/>
+        <w:t>Viết Dockerfile để chạy PostgreSQL (postgres:15).</w:t>
+      </w:r>
+      <w:r>
+        <w:rPr>
+          <w:rFonts w:ascii="Times New Roman" w:hAnsi="Times New Roman" w:cs="Times New Roman"/>
+          <w:bCs/>
+          <w:sz w:val="30"/>
+          <w:szCs w:val="30"/>
+        </w:rPr>
+        <w:tab/>
+      </w:r>
+    </w:p>
+    <w:p>
+      <w:pPr>
+        <w:pStyle w:val="ListParagraph"/>
+        <w:jc w:val="both"/>
+        <w:rPr>
+          <w:rFonts w:ascii="Times New Roman" w:hAnsi="Times New Roman" w:cs="Times New Roman"/>
+          <w:bCs/>
+          <w:sz w:val="30"/>
+          <w:szCs w:val="30"/>
+        </w:rPr>
+      </w:pPr>
+      <w:r>
+        <w:rPr>
+          <w:rFonts w:ascii="Times New Roman" w:hAnsi="Times New Roman" w:cs="Times New Roman"/>
+          <w:bCs/>
+          <w:sz w:val="30"/>
+          <w:szCs w:val="30"/>
+        </w:rPr>
+        <w:tab/>
+      </w:r>
+      <w:r>
+        <w:rPr>
+          <w:rFonts w:ascii="Times New Roman" w:hAnsi="Times New Roman" w:cs="Times New Roman"/>
+          <w:bCs/>
+          <w:sz w:val="30"/>
+          <w:szCs w:val="30"/>
+        </w:rPr>
+        <w:tab/>
+        <w:t>Thêm file SQL để tự động tạo database khi container chạy lần đầu tiên.</w:t>
+      </w:r>
+      <w:r>
+        <w:rPr>
+          <w:rFonts w:ascii="Times New Roman" w:hAnsi="Times New Roman" w:cs="Times New Roman"/>
+          <w:bCs/>
+          <w:sz w:val="30"/>
+          <w:szCs w:val="30"/>
+        </w:rPr>
+        <w:tab/>
+      </w:r>
+    </w:p>
+    <w:p>
+      <w:pPr>
+        <w:pStyle w:val="ListParagraph"/>
+        <w:jc w:val="both"/>
+        <w:rPr>
+          <w:rFonts w:ascii="Times New Roman" w:hAnsi="Times New Roman" w:cs="Times New Roman"/>
+          <w:bCs/>
+          <w:sz w:val="30"/>
+          <w:szCs w:val="30"/>
+        </w:rPr>
+      </w:pPr>
+      <w:r>
+        <w:rPr>
+          <w:rFonts w:ascii="Times New Roman" w:hAnsi="Times New Roman" w:cs="Times New Roman"/>
+          <w:bCs/>
+          <w:sz w:val="30"/>
+          <w:szCs w:val="30"/>
+        </w:rPr>
+        <w:tab/>
+      </w:r>
+      <w:r>
+        <w:rPr>
+          <w:rFonts w:ascii="Times New Roman" w:hAnsi="Times New Roman" w:cs="Times New Roman"/>
+          <w:bCs/>
+          <w:sz w:val="30"/>
+          <w:szCs w:val="30"/>
+        </w:rPr>
+        <w:tab/>
+      </w:r>
+      <w:r>
+        <w:rPr>
+          <w:rFonts w:ascii="Times New Roman" w:hAnsi="Times New Roman" w:cs="Times New Roman"/>
+          <w:bCs/>
+          <w:sz w:val="30"/>
+          <w:szCs w:val="30"/>
+        </w:rPr>
+        <w:tab/>
+      </w:r>
+    </w:p>
+    <w:p>
+      <w:pPr>
+        <w:pStyle w:val="ListParagraph"/>
+        <w:jc w:val="both"/>
+        <w:rPr>
+          <w:rFonts w:ascii="Times New Roman" w:hAnsi="Times New Roman" w:cs="Times New Roman"/>
+          <w:bCs/>
+          <w:sz w:val="30"/>
+          <w:szCs w:val="30"/>
+        </w:rPr>
+      </w:pPr>
+      <w:r>
+        <w:rPr>
+          <w:rFonts w:ascii="Times New Roman" w:hAnsi="Times New Roman" w:cs="Times New Roman"/>
+          <w:bCs/>
+          <w:sz w:val="30"/>
+          <w:szCs w:val="30"/>
+        </w:rPr>
+        <w:tab/>
+        <w:t>Bài 9: Tạo Dockerfile chạy Redis với cấu hình tùy chỉnh</w:t>
+      </w:r>
+      <w:r>
+        <w:rPr>
+          <w:rFonts w:ascii="Times New Roman" w:hAnsi="Times New Roman" w:cs="Times New Roman"/>
+          <w:bCs/>
+          <w:sz w:val="30"/>
+          <w:szCs w:val="30"/>
+        </w:rPr>
+        <w:tab/>
+      </w:r>
+      <w:r>
+        <w:rPr>
+          <w:rFonts w:ascii="Times New Roman" w:hAnsi="Times New Roman" w:cs="Times New Roman"/>
+          <w:bCs/>
+          <w:sz w:val="30"/>
+          <w:szCs w:val="30"/>
+        </w:rPr>
+        <w:tab/>
+      </w:r>
+    </w:p>
+    <w:p>
+      <w:pPr>
+        <w:pStyle w:val="ListParagraph"/>
+        <w:jc w:val="both"/>
+        <w:rPr>
+          <w:rFonts w:ascii="Times New Roman" w:hAnsi="Times New Roman" w:cs="Times New Roman"/>
+          <w:bCs/>
+          <w:sz w:val="30"/>
+          <w:szCs w:val="30"/>
+        </w:rPr>
+      </w:pPr>
+      <w:r>
+        <w:rPr>
+          <w:rFonts w:ascii="Times New Roman" w:hAnsi="Times New Roman" w:cs="Times New Roman"/>
+          <w:bCs/>
+          <w:sz w:val="30"/>
+          <w:szCs w:val="30"/>
+        </w:rPr>
+        <w:tab/>
+      </w:r>
+      <w:r>
+        <w:rPr>
+          <w:rFonts w:ascii="Times New Roman" w:hAnsi="Times New Roman" w:cs="Times New Roman"/>
+          <w:bCs/>
+          <w:sz w:val="30"/>
+          <w:szCs w:val="30"/>
+        </w:rPr>
+        <w:tab/>
+        <w:t>Yêu cầu:</w:t>
+      </w:r>
+      <w:r>
+        <w:rPr>
+          <w:rFonts w:ascii="Times New Roman" w:hAnsi="Times New Roman" w:cs="Times New Roman"/>
+          <w:bCs/>
+          <w:sz w:val="30"/>
+          <w:szCs w:val="30"/>
+        </w:rPr>
+        <w:tab/>
+      </w:r>
+    </w:p>
+    <w:p>
+      <w:pPr>
+        <w:pStyle w:val="ListParagraph"/>
+        <w:jc w:val="both"/>
+        <w:rPr>
+          <w:rFonts w:ascii="Times New Roman" w:hAnsi="Times New Roman" w:cs="Times New Roman"/>
+          <w:bCs/>
+          <w:sz w:val="30"/>
+          <w:szCs w:val="30"/>
+        </w:rPr>
+      </w:pPr>
+      <w:r>
+        <w:rPr>
+          <w:rFonts w:ascii="Times New Roman" w:hAnsi="Times New Roman" w:cs="Times New Roman"/>
+          <w:bCs/>
+          <w:sz w:val="30"/>
+          <w:szCs w:val="30"/>
+        </w:rPr>
+        <w:tab/>
+      </w:r>
+      <w:r>
+        <w:rPr>
+          <w:rFonts w:ascii="Times New Roman" w:hAnsi="Times New Roman" w:cs="Times New Roman"/>
+          <w:bCs/>
+          <w:sz w:val="30"/>
+          <w:szCs w:val="30"/>
+        </w:rPr>
+        <w:tab/>
+        <w:t>Viết Dockerfile sử dụng redis:latest.</w:t>
+      </w:r>
+      <w:r>
+        <w:rPr>
+          <w:rFonts w:ascii="Times New Roman" w:hAnsi="Times New Roman" w:cs="Times New Roman"/>
+          <w:bCs/>
+          <w:sz w:val="30"/>
+          <w:szCs w:val="30"/>
+        </w:rPr>
+        <w:tab/>
+      </w:r>
+    </w:p>
+    <w:p>
+      <w:pPr>
+        <w:pStyle w:val="ListParagraph"/>
+        <w:jc w:val="both"/>
+        <w:rPr>
+          <w:rFonts w:ascii="Times New Roman" w:hAnsi="Times New Roman" w:cs="Times New Roman"/>
+          <w:bCs/>
+          <w:sz w:val="30"/>
+          <w:szCs w:val="30"/>
+        </w:rPr>
+      </w:pPr>
+      <w:r>
+        <w:rPr>
+          <w:rFonts w:ascii="Times New Roman" w:hAnsi="Times New Roman" w:cs="Times New Roman"/>
+          <w:bCs/>
+          <w:sz w:val="30"/>
+          <w:szCs w:val="30"/>
+        </w:rPr>
+        <w:tab/>
+      </w:r>
+      <w:r>
+        <w:rPr>
+          <w:rFonts w:ascii="Times New Roman" w:hAnsi="Times New Roman" w:cs="Times New Roman"/>
+          <w:bCs/>
+          <w:sz w:val="30"/>
+          <w:szCs w:val="30"/>
+        </w:rPr>
+        <w:tab/>
+        <w:t>Thêm file redis.conf vào container.</w:t>
+      </w:r>
+      <w:r>
+        <w:rPr>
+          <w:rFonts w:ascii="Times New Roman" w:hAnsi="Times New Roman" w:cs="Times New Roman"/>
+          <w:bCs/>
+          <w:sz w:val="30"/>
+          <w:szCs w:val="30"/>
+        </w:rPr>
+        <w:tab/>
+      </w:r>
+    </w:p>
+    <w:p>
+      <w:pPr>
+        <w:pStyle w:val="ListParagraph"/>
+        <w:jc w:val="both"/>
+        <w:rPr>
+          <w:rFonts w:ascii="Times New Roman" w:hAnsi="Times New Roman" w:cs="Times New Roman"/>
+          <w:bCs/>
+          <w:sz w:val="30"/>
+          <w:szCs w:val="30"/>
+        </w:rPr>
+      </w:pPr>
+      <w:r>
+        <w:rPr>
+          <w:rFonts w:ascii="Times New Roman" w:hAnsi="Times New Roman" w:cs="Times New Roman"/>
+          <w:bCs/>
+          <w:sz w:val="30"/>
+          <w:szCs w:val="30"/>
+        </w:rPr>
+        <w:tab/>
+      </w:r>
+      <w:r>
+        <w:rPr>
+          <w:rFonts w:ascii="Times New Roman" w:hAnsi="Times New Roman" w:cs="Times New Roman"/>
+          <w:bCs/>
+          <w:sz w:val="30"/>
+          <w:szCs w:val="30"/>
+        </w:rPr>
+        <w:tab/>
+      </w:r>
+      <w:r>
+        <w:rPr>
+          <w:rFonts w:ascii="Times New Roman" w:hAnsi="Times New Roman" w:cs="Times New Roman"/>
+          <w:bCs/>
+          <w:sz w:val="30"/>
+          <w:szCs w:val="30"/>
+        </w:rPr>
+        <w:tab/>
+      </w:r>
+    </w:p>
+    <w:p>
+      <w:pPr>
+        <w:pStyle w:val="ListParagraph"/>
+        <w:jc w:val="both"/>
+        <w:rPr>
+          <w:rFonts w:ascii="Times New Roman" w:hAnsi="Times New Roman" w:cs="Times New Roman"/>
+          <w:bCs/>
+          <w:sz w:val="30"/>
+          <w:szCs w:val="30"/>
+        </w:rPr>
+      </w:pPr>
+      <w:r>
+        <w:rPr>
+          <w:rFonts w:ascii="Times New Roman" w:hAnsi="Times New Roman" w:cs="Times New Roman"/>
+          <w:bCs/>
+          <w:sz w:val="30"/>
+          <w:szCs w:val="30"/>
+        </w:rPr>
+        <w:tab/>
+        <w:t>Bài 10: Chạy ứng dụng PHP với Apache</w:t>
+      </w:r>
+      <w:r>
+        <w:rPr>
+          <w:rFonts w:ascii="Times New Roman" w:hAnsi="Times New Roman" w:cs="Times New Roman"/>
+          <w:bCs/>
+          <w:sz w:val="30"/>
+          <w:szCs w:val="30"/>
+        </w:rPr>
+        <w:tab/>
+      </w:r>
+      <w:r>
+        <w:rPr>
+          <w:rFonts w:ascii="Times New Roman" w:hAnsi="Times New Roman" w:cs="Times New Roman"/>
+          <w:bCs/>
+          <w:sz w:val="30"/>
+          <w:szCs w:val="30"/>
+        </w:rPr>
+        <w:tab/>
+      </w:r>
+    </w:p>
+    <w:p>
+      <w:pPr>
+        <w:pStyle w:val="ListParagraph"/>
+        <w:jc w:val="both"/>
+        <w:rPr>
+          <w:rFonts w:ascii="Times New Roman" w:hAnsi="Times New Roman" w:cs="Times New Roman"/>
+          <w:bCs/>
+          <w:sz w:val="30"/>
+          <w:szCs w:val="30"/>
+        </w:rPr>
+      </w:pPr>
+      <w:r>
+        <w:rPr>
+          <w:rFonts w:ascii="Times New Roman" w:hAnsi="Times New Roman" w:cs="Times New Roman"/>
+          <w:bCs/>
+          <w:sz w:val="30"/>
+          <w:szCs w:val="30"/>
+        </w:rPr>
+        <w:tab/>
+      </w:r>
+      <w:r>
+        <w:rPr>
+          <w:rFonts w:ascii="Times New Roman" w:hAnsi="Times New Roman" w:cs="Times New Roman"/>
+          <w:bCs/>
+          <w:sz w:val="30"/>
+          <w:szCs w:val="30"/>
+        </w:rPr>
+        <w:tab/>
+        <w:t>Yêu cầu:</w:t>
+      </w:r>
+      <w:r>
+        <w:rPr>
+          <w:rFonts w:ascii="Times New Roman" w:hAnsi="Times New Roman" w:cs="Times New Roman"/>
+          <w:bCs/>
+          <w:sz w:val="30"/>
+          <w:szCs w:val="30"/>
+        </w:rPr>
+        <w:tab/>
+      </w:r>
+    </w:p>
+    <w:p>
+      <w:pPr>
+        <w:pStyle w:val="ListParagraph"/>
+        <w:jc w:val="both"/>
+        <w:rPr>
+          <w:rFonts w:ascii="Times New Roman" w:hAnsi="Times New Roman" w:cs="Times New Roman"/>
+          <w:bCs/>
+          <w:sz w:val="30"/>
+          <w:szCs w:val="30"/>
+        </w:rPr>
+      </w:pPr>
+      <w:r>
+        <w:rPr>
+          <w:rFonts w:ascii="Times New Roman" w:hAnsi="Times New Roman" w:cs="Times New Roman"/>
+          <w:bCs/>
+          <w:sz w:val="30"/>
+          <w:szCs w:val="30"/>
+        </w:rPr>
+        <w:tab/>
+      </w:r>
+      <w:r>
+        <w:rPr>
+          <w:rFonts w:ascii="Times New Roman" w:hAnsi="Times New Roman" w:cs="Times New Roman"/>
+          <w:bCs/>
+          <w:sz w:val="30"/>
+          <w:szCs w:val="30"/>
+        </w:rPr>
+        <w:tab/>
+        <w:t>Viết Dockerfile để chạy một ứng dụng PHP đơn giản (php:8.2-apache).</w:t>
+      </w:r>
+      <w:r>
+        <w:rPr>
+          <w:rFonts w:ascii="Times New Roman" w:hAnsi="Times New Roman" w:cs="Times New Roman"/>
+          <w:bCs/>
+          <w:sz w:val="30"/>
+          <w:szCs w:val="30"/>
+        </w:rPr>
+        <w:tab/>
+      </w:r>
+    </w:p>
+    <w:p>
+      <w:pPr>
+        <w:pStyle w:val="ListParagraph"/>
+        <w:jc w:val="both"/>
+        <w:rPr>
+          <w:rFonts w:ascii="Times New Roman" w:hAnsi="Times New Roman" w:cs="Times New Roman"/>
+          <w:bCs/>
+          <w:sz w:val="30"/>
+          <w:szCs w:val="30"/>
+        </w:rPr>
+      </w:pPr>
+      <w:r>
+        <w:rPr>
+          <w:rFonts w:ascii="Times New Roman" w:hAnsi="Times New Roman" w:cs="Times New Roman"/>
+          <w:bCs/>
+          <w:sz w:val="30"/>
+          <w:szCs w:val="30"/>
+        </w:rPr>
+        <w:tab/>
+      </w:r>
+      <w:r>
+        <w:rPr>
+          <w:rFonts w:ascii="Times New Roman" w:hAnsi="Times New Roman" w:cs="Times New Roman"/>
+          <w:bCs/>
+          <w:sz w:val="30"/>
+          <w:szCs w:val="30"/>
+        </w:rPr>
+        <w:tab/>
+        <w:t>Mount mã nguồn từ máy host vào container.</w:t>
+      </w:r>
+      <w:r>
+        <w:rPr>
+          <w:rFonts w:ascii="Times New Roman" w:hAnsi="Times New Roman" w:cs="Times New Roman"/>
+          <w:bCs/>
+          <w:sz w:val="30"/>
+          <w:szCs w:val="30"/>
+        </w:rPr>
+        <w:tab/>
       </w:r>
     </w:p>
     <w:sectPr>
@@ -3689,7 +5875,6 @@
   <w:style w:type="character" w:default="1" w:styleId="DefaultParagraphFont">
     <w:name w:val="Default Paragraph Font"/>
     <w:uiPriority w:val="1"/>
-    <w:semiHidden/>
     <w:unhideWhenUsed/>
   </w:style>
   <w:style w:type="table" w:default="1" w:styleId="TableNormal">
